--- a/GDD/LevelDesign.docx
+++ b/GDD/LevelDesign.docx
@@ -4,7 +4,7 @@
   <w:body>
     <w:p>
       <w:pPr>
-        <w:pStyle w:val="848"/>
+        <w:pStyle w:val="850"/>
         <w:pBdr/>
         <w:spacing/>
         <w:ind/>
@@ -21,20 +21,20 @@
       <w:hyperlink r:id="rId9" w:tooltip="https://youtu.be/RENI2gk0ZJA?si=QmmzfOEM7BYsimZZ" w:history="1">
         <w:r>
           <w:rPr>
-            <w:rStyle w:val="890"/>
+            <w:rStyle w:val="892"/>
             <w:highlight w:val="none"/>
           </w:rPr>
           <w:t xml:space="preserve">CREADIT</w:t>
         </w:r>
         <w:r>
           <w:rPr>
-            <w:rStyle w:val="890"/>
+            <w:rStyle w:val="892"/>
             <w:highlight w:val="none"/>
           </w:rPr>
         </w:r>
         <w:r>
           <w:rPr>
-            <w:rStyle w:val="890"/>
+            <w:rStyle w:val="892"/>
             <w:highlight w:val="none"/>
           </w:rPr>
         </w:r>
@@ -42,6 +42,7 @@
       <w:r>
         <w:rPr>
           <w:highlight w:val="none"/>
+          <w14:ligatures w14:val="none"/>
         </w:rPr>
       </w:r>
       <w:r>
@@ -53,7 +54,7 @@
     </w:p>
     <w:p>
       <w:pPr>
-        <w:pStyle w:val="910"/>
+        <w:pStyle w:val="912"/>
         <w:pBdr/>
         <w:spacing/>
         <w:ind/>
@@ -69,7 +70,7 @@
     </w:p>
     <w:p>
       <w:pPr>
-        <w:pStyle w:val="910"/>
+        <w:pStyle w:val="912"/>
         <w:pBdr/>
         <w:spacing/>
         <w:ind/>
@@ -98,6 +99,7 @@
           <w:sz w:val="32"/>
           <w:szCs w:val="32"/>
           <w:highlight w:val="none"/>
+          <w14:ligatures w14:val="none"/>
         </w:rPr>
       </w:r>
       <w:r>
@@ -113,7 +115,7 @@
     </w:p>
     <w:p>
       <w:pPr>
-        <w:pStyle w:val="908"/>
+        <w:pStyle w:val="910"/>
         <w:numPr>
           <w:ilvl w:val="0"/>
           <w:numId w:val="2"/>
@@ -135,6 +137,7 @@
       <w:r>
         <w:rPr>
           <w:highlight w:val="none"/>
+          <w14:ligatures w14:val="none"/>
         </w:rPr>
       </w:r>
       <w:r>
@@ -146,7 +149,7 @@
     </w:p>
     <w:p>
       <w:pPr>
-        <w:pStyle w:val="908"/>
+        <w:pStyle w:val="910"/>
         <w:numPr>
           <w:ilvl w:val="1"/>
           <w:numId w:val="2"/>
@@ -168,6 +171,7 @@
       <w:r>
         <w:rPr>
           <w:highlight w:val="none"/>
+          <w14:ligatures w14:val="none"/>
         </w:rPr>
       </w:r>
       <w:r>
@@ -179,7 +183,7 @@
     </w:p>
     <w:p>
       <w:pPr>
-        <w:pStyle w:val="908"/>
+        <w:pStyle w:val="910"/>
         <w:numPr>
           <w:ilvl w:val="1"/>
           <w:numId w:val="2"/>
@@ -201,6 +205,7 @@
       <w:r>
         <w:rPr>
           <w:highlight w:val="none"/>
+          <w14:ligatures w14:val="none"/>
         </w:rPr>
       </w:r>
       <w:r>
@@ -212,7 +217,7 @@
     </w:p>
     <w:p>
       <w:pPr>
-        <w:pStyle w:val="908"/>
+        <w:pStyle w:val="910"/>
         <w:numPr>
           <w:ilvl w:val="0"/>
           <w:numId w:val="2"/>
@@ -234,6 +239,7 @@
       <w:r>
         <w:rPr>
           <w:highlight w:val="none"/>
+          <w14:ligatures w14:val="none"/>
         </w:rPr>
       </w:r>
       <w:r>
@@ -245,7 +251,7 @@
     </w:p>
     <w:p>
       <w:pPr>
-        <w:pStyle w:val="912"/>
+        <w:pStyle w:val="914"/>
         <w:pBdr/>
         <w:spacing/>
         <w:ind/>
@@ -275,6 +281,7 @@
           <w:sz w:val="32"/>
           <w:szCs w:val="32"/>
           <w:highlight w:val="none"/>
+          <w14:ligatures w14:val="none"/>
         </w:rPr>
       </w:r>
       <w:r>
@@ -290,7 +297,7 @@
     </w:p>
     <w:p>
       <w:pPr>
-        <w:pStyle w:val="908"/>
+        <w:pStyle w:val="910"/>
         <w:numPr>
           <w:ilvl w:val="0"/>
           <w:numId w:val="3"/>
@@ -312,6 +319,7 @@
       <w:r>
         <w:rPr>
           <w:highlight w:val="none"/>
+          <w14:ligatures w14:val="none"/>
         </w:rPr>
       </w:r>
       <w:r>
@@ -323,7 +331,7 @@
     </w:p>
     <w:p>
       <w:pPr>
-        <w:pStyle w:val="908"/>
+        <w:pStyle w:val="910"/>
         <w:numPr>
           <w:ilvl w:val="0"/>
           <w:numId w:val="3"/>
@@ -345,6 +353,7 @@
       <w:r>
         <w:rPr>
           <w:highlight w:val="none"/>
+          <w14:ligatures w14:val="none"/>
         </w:rPr>
       </w:r>
       <w:r>
@@ -356,7 +365,7 @@
     </w:p>
     <w:p>
       <w:pPr>
-        <w:pStyle w:val="908"/>
+        <w:pStyle w:val="910"/>
         <w:numPr>
           <w:ilvl w:val="0"/>
           <w:numId w:val="3"/>
@@ -378,6 +387,7 @@
       <w:r>
         <w:rPr>
           <w:highlight w:val="none"/>
+          <w14:ligatures w14:val="none"/>
         </w:rPr>
       </w:r>
       <w:r>
@@ -389,7 +399,7 @@
     </w:p>
     <w:p>
       <w:pPr>
-        <w:pStyle w:val="908"/>
+        <w:pStyle w:val="910"/>
         <w:numPr>
           <w:ilvl w:val="0"/>
           <w:numId w:val="3"/>
@@ -411,6 +421,7 @@
       <w:r>
         <w:rPr>
           <w:highlight w:val="none"/>
+          <w14:ligatures w14:val="none"/>
         </w:rPr>
       </w:r>
       <w:r>
@@ -422,7 +433,7 @@
     </w:p>
     <w:p>
       <w:pPr>
-        <w:pStyle w:val="910"/>
+        <w:pStyle w:val="912"/>
         <w:pBdr/>
         <w:spacing/>
         <w:ind/>
@@ -440,6 +451,7 @@
       <w:r>
         <w:rPr>
           <w:highlight w:val="none"/>
+          <w14:ligatures w14:val="none"/>
         </w:rPr>
       </w:r>
       <w:r>
@@ -451,7 +463,7 @@
     </w:p>
     <w:p>
       <w:pPr>
-        <w:pStyle w:val="912"/>
+        <w:pStyle w:val="914"/>
         <w:pBdr/>
         <w:spacing/>
         <w:ind/>
@@ -469,6 +481,7 @@
       <w:r>
         <w:rPr>
           <w:highlight w:val="none"/>
+          <w14:ligatures w14:val="none"/>
         </w:rPr>
       </w:r>
       <w:r>
@@ -506,6 +519,7 @@
       <w:r>
         <w:rPr>
           <w:highlight w:val="none"/>
+          <w14:ligatures w14:val="none"/>
         </w:rPr>
       </w:r>
       <w:r>
@@ -517,7 +531,7 @@
     </w:p>
     <w:p>
       <w:pPr>
-        <w:pStyle w:val="908"/>
+        <w:pStyle w:val="910"/>
         <w:numPr>
           <w:ilvl w:val="0"/>
           <w:numId w:val="4"/>
@@ -539,6 +553,7 @@
       <w:r>
         <w:rPr>
           <w:highlight w:val="none"/>
+          <w14:ligatures w14:val="none"/>
         </w:rPr>
       </w:r>
       <w:r>
@@ -550,7 +565,7 @@
     </w:p>
     <w:p>
       <w:pPr>
-        <w:pStyle w:val="908"/>
+        <w:pStyle w:val="910"/>
         <w:numPr>
           <w:ilvl w:val="0"/>
           <w:numId w:val="4"/>
@@ -572,6 +587,7 @@
       <w:r>
         <w:rPr>
           <w:highlight w:val="none"/>
+          <w14:ligatures w14:val="none"/>
         </w:rPr>
       </w:r>
       <w:r>
@@ -583,7 +599,7 @@
     </w:p>
     <w:p>
       <w:pPr>
-        <w:pStyle w:val="908"/>
+        <w:pStyle w:val="910"/>
         <w:numPr>
           <w:ilvl w:val="0"/>
           <w:numId w:val="4"/>
@@ -605,6 +621,7 @@
       <w:r>
         <w:rPr>
           <w:highlight w:val="none"/>
+          <w14:ligatures w14:val="none"/>
         </w:rPr>
       </w:r>
       <w:r>
@@ -616,7 +633,7 @@
     </w:p>
     <w:p>
       <w:pPr>
-        <w:pStyle w:val="912"/>
+        <w:pStyle w:val="914"/>
         <w:pBdr/>
         <w:spacing/>
         <w:ind/>
@@ -634,6 +651,7 @@
       <w:r>
         <w:rPr>
           <w:highlight w:val="none"/>
+          <w14:ligatures w14:val="none"/>
         </w:rPr>
       </w:r>
       <w:r>
@@ -645,7 +663,7 @@
     </w:p>
     <w:p>
       <w:pPr>
-        <w:pStyle w:val="908"/>
+        <w:pStyle w:val="910"/>
         <w:numPr>
           <w:ilvl w:val="0"/>
           <w:numId w:val="5"/>
@@ -667,6 +685,7 @@
       <w:r>
         <w:rPr>
           <w:highlight w:val="none"/>
+          <w14:ligatures w14:val="none"/>
         </w:rPr>
       </w:r>
       <w:r>
@@ -678,7 +697,7 @@
     </w:p>
     <w:p>
       <w:pPr>
-        <w:pStyle w:val="908"/>
+        <w:pStyle w:val="910"/>
         <w:numPr>
           <w:ilvl w:val="0"/>
           <w:numId w:val="5"/>
@@ -700,6 +719,7 @@
       <w:r>
         <w:rPr>
           <w:highlight w:val="none"/>
+          <w14:ligatures w14:val="none"/>
         </w:rPr>
       </w:r>
       <w:r>
@@ -711,7 +731,7 @@
     </w:p>
     <w:p>
       <w:pPr>
-        <w:pStyle w:val="908"/>
+        <w:pStyle w:val="910"/>
         <w:numPr>
           <w:ilvl w:val="0"/>
           <w:numId w:val="5"/>
@@ -733,6 +753,7 @@
       <w:r>
         <w:rPr>
           <w:highlight w:val="none"/>
+          <w14:ligatures w14:val="none"/>
         </w:rPr>
       </w:r>
       <w:r>
@@ -744,7 +765,7 @@
     </w:p>
     <w:p>
       <w:pPr>
-        <w:pStyle w:val="908"/>
+        <w:pStyle w:val="910"/>
         <w:numPr>
           <w:ilvl w:val="0"/>
           <w:numId w:val="5"/>
@@ -772,6 +793,7 @@
       <w:r>
         <w:rPr>
           <w:highlight w:val="none"/>
+          <w14:ligatures w14:val="none"/>
         </w:rPr>
       </w:r>
       <w:r>
@@ -783,7 +805,7 @@
     </w:p>
     <w:p>
       <w:pPr>
-        <w:pStyle w:val="908"/>
+        <w:pStyle w:val="910"/>
         <w:numPr>
           <w:ilvl w:val="0"/>
           <w:numId w:val="5"/>
@@ -805,6 +827,7 @@
       <w:r>
         <w:rPr>
           <w:highlight w:val="none"/>
+          <w14:ligatures w14:val="none"/>
         </w:rPr>
       </w:r>
       <w:r>
@@ -816,7 +839,7 @@
     </w:p>
     <w:p>
       <w:pPr>
-        <w:pStyle w:val="912"/>
+        <w:pStyle w:val="914"/>
         <w:pBdr/>
         <w:spacing/>
         <w:ind/>
@@ -839,6 +862,7 @@
       <w:r>
         <w:rPr>
           <w:highlight w:val="none"/>
+          <w14:ligatures w14:val="none"/>
         </w:rPr>
       </w:r>
       <w:r>
@@ -850,7 +874,7 @@
     </w:p>
     <w:p>
       <w:pPr>
-        <w:pStyle w:val="908"/>
+        <w:pStyle w:val="910"/>
         <w:numPr>
           <w:ilvl w:val="0"/>
           <w:numId w:val="6"/>
@@ -872,6 +896,7 @@
       <w:r>
         <w:rPr>
           <w:highlight w:val="none"/>
+          <w14:ligatures w14:val="none"/>
         </w:rPr>
       </w:r>
       <w:r>
@@ -883,7 +908,7 @@
     </w:p>
     <w:p>
       <w:pPr>
-        <w:pStyle w:val="910"/>
+        <w:pStyle w:val="912"/>
         <w:pBdr/>
         <w:spacing/>
         <w:ind/>
@@ -901,6 +926,7 @@
       <w:r>
         <w:rPr>
           <w:highlight w:val="none"/>
+          <w14:ligatures w14:val="none"/>
         </w:rPr>
       </w:r>
       <w:r>
@@ -912,7 +938,7 @@
     </w:p>
     <w:p>
       <w:pPr>
-        <w:pStyle w:val="912"/>
+        <w:pStyle w:val="914"/>
         <w:pBdr/>
         <w:spacing/>
         <w:ind/>
@@ -930,6 +956,7 @@
       <w:r>
         <w:rPr>
           <w:highlight w:val="none"/>
+          <w14:ligatures w14:val="none"/>
         </w:rPr>
       </w:r>
       <w:r>
@@ -941,7 +968,7 @@
     </w:p>
     <w:p>
       <w:pPr>
-        <w:pStyle w:val="908"/>
+        <w:pStyle w:val="910"/>
         <w:numPr>
           <w:ilvl w:val="0"/>
           <w:numId w:val="7"/>
@@ -969,6 +996,7 @@
       <w:r>
         <w:rPr>
           <w:highlight w:val="none"/>
+          <w14:ligatures w14:val="none"/>
         </w:rPr>
       </w:r>
       <w:r>
@@ -980,7 +1008,7 @@
     </w:p>
     <w:p>
       <w:pPr>
-        <w:pStyle w:val="908"/>
+        <w:pStyle w:val="910"/>
         <w:numPr>
           <w:ilvl w:val="0"/>
           <w:numId w:val="7"/>
@@ -1002,6 +1030,7 @@
       <w:r>
         <w:rPr>
           <w:highlight w:val="none"/>
+          <w14:ligatures w14:val="none"/>
         </w:rPr>
       </w:r>
       <w:r>
@@ -1013,7 +1042,7 @@
     </w:p>
     <w:p>
       <w:pPr>
-        <w:pStyle w:val="912"/>
+        <w:pStyle w:val="914"/>
         <w:pBdr/>
         <w:spacing/>
         <w:ind/>
@@ -1031,6 +1060,7 @@
       <w:r>
         <w:rPr>
           <w:highlight w:val="none"/>
+          <w14:ligatures w14:val="none"/>
         </w:rPr>
       </w:r>
       <w:r>
@@ -1042,7 +1072,7 @@
     </w:p>
     <w:p>
       <w:pPr>
-        <w:pStyle w:val="908"/>
+        <w:pStyle w:val="910"/>
         <w:numPr>
           <w:ilvl w:val="0"/>
           <w:numId w:val="8"/>
@@ -1059,11 +1089,12 @@
         <w:rPr>
           <w:highlight w:val="none"/>
         </w:rPr>
-        <w:t xml:space="preserve">Sequences of elites do a great job at creating a main route but they can get boring if not supported by smaller enemies. There for smaller enemies should be layered around elites.</w:t>
+        <w:t xml:space="preserve">Sequences of elites do a great job at creating a main route but they can get boring if not supported by smaller enemies. Therefore, smaller enemies should be layered around elites.</w:t>
       </w:r>
       <w:r>
         <w:rPr>
           <w:highlight w:val="none"/>
+          <w14:ligatures w14:val="none"/>
         </w:rPr>
       </w:r>
       <w:r>
@@ -1075,7 +1106,7 @@
     </w:p>
     <w:p>
       <w:pPr>
-        <w:pStyle w:val="910"/>
+        <w:pStyle w:val="912"/>
         <w:pBdr/>
         <w:spacing/>
         <w:ind/>
@@ -1093,6 +1124,7 @@
       <w:r>
         <w:rPr>
           <w:highlight w:val="none"/>
+          <w14:ligatures w14:val="none"/>
         </w:rPr>
       </w:r>
       <w:r>
@@ -1104,7 +1136,7 @@
     </w:p>
     <w:p>
       <w:pPr>
-        <w:pStyle w:val="912"/>
+        <w:pStyle w:val="914"/>
         <w:pBdr/>
         <w:spacing/>
         <w:ind/>
@@ -1122,6 +1154,7 @@
       <w:r>
         <w:rPr>
           <w:highlight w:val="none"/>
+          <w14:ligatures w14:val="none"/>
         </w:rPr>
       </w:r>
       <w:r>
@@ -1133,7 +1166,7 @@
     </w:p>
     <w:p>
       <w:pPr>
-        <w:pStyle w:val="908"/>
+        <w:pStyle w:val="910"/>
         <w:numPr>
           <w:ilvl w:val="0"/>
           <w:numId w:val="9"/>
@@ -1155,6 +1188,7 @@
       <w:r>
         <w:rPr>
           <w:highlight w:val="none"/>
+          <w14:ligatures w14:val="none"/>
         </w:rPr>
       </w:r>
       <w:r>
@@ -1166,7 +1200,7 @@
     </w:p>
     <w:p>
       <w:pPr>
-        <w:pStyle w:val="908"/>
+        <w:pStyle w:val="910"/>
         <w:numPr>
           <w:ilvl w:val="0"/>
           <w:numId w:val="9"/>
@@ -1188,6 +1222,7 @@
       <w:r>
         <w:rPr>
           <w:highlight w:val="none"/>
+          <w14:ligatures w14:val="none"/>
         </w:rPr>
       </w:r>
       <w:r>
@@ -1199,7 +1234,7 @@
     </w:p>
     <w:p>
       <w:pPr>
-        <w:pStyle w:val="912"/>
+        <w:pStyle w:val="914"/>
         <w:pBdr/>
         <w:spacing/>
         <w:ind/>
@@ -1225,10 +1260,16 @@
           <w14:ligatures w14:val="none"/>
         </w:rPr>
       </w:r>
+      <w:r>
+        <w:rPr>
+          <w:highlight w:val="none"/>
+          <w14:ligatures w14:val="none"/>
+        </w:rPr>
+      </w:r>
     </w:p>
     <w:p>
       <w:pPr>
-        <w:pStyle w:val="908"/>
+        <w:pStyle w:val="910"/>
         <w:numPr>
           <w:ilvl w:val="0"/>
           <w:numId w:val="10"/>
@@ -1253,10 +1294,16 @@
           <w14:ligatures w14:val="none"/>
         </w:rPr>
       </w:r>
+      <w:r>
+        <w:rPr>
+          <w:highlight w:val="none"/>
+          <w14:ligatures w14:val="none"/>
+        </w:rPr>
+      </w:r>
     </w:p>
     <w:p>
       <w:pPr>
-        <w:pStyle w:val="908"/>
+        <w:pStyle w:val="910"/>
         <w:numPr>
           <w:ilvl w:val="0"/>
           <w:numId w:val="10"/>
@@ -1281,10 +1328,16 @@
           <w14:ligatures w14:val="none"/>
         </w:rPr>
       </w:r>
+      <w:r>
+        <w:rPr>
+          <w:highlight w:val="none"/>
+          <w14:ligatures w14:val="none"/>
+        </w:rPr>
+      </w:r>
     </w:p>
     <w:p>
       <w:pPr>
-        <w:pStyle w:val="908"/>
+        <w:pStyle w:val="910"/>
         <w:numPr>
           <w:ilvl w:val="0"/>
           <w:numId w:val="10"/>
@@ -1307,21 +1360,6 @@
         <w:rPr>
           <w:highlight w:val="none"/>
           <w14:ligatures w14:val="none"/>
-        </w:rPr>
-      </w:r>
-      <w:r>
-        <w:rPr>
-          <w:highlight w:val="none"/>
-        </w:rPr>
-      </w:r>
-      <w:r>
-        <w:rPr>
-          <w:highlight w:val="none"/>
-        </w:rPr>
-      </w:r>
-      <w:r>
-        <w:rPr>
-          <w:highlight w:val="none"/>
         </w:rPr>
       </w:r>
       <w:r>
@@ -3072,9 +3110,9 @@
     <w:lsdException w:name="Bibliography" w:uiPriority="37"/>
     <w:lsdException w:name="TOC Heading" w:uiPriority="39" w:qFormat="1"/>
   </w:latentStyles>
-  <w:style w:type="table" w:styleId="719">
+  <w:style w:type="table" w:styleId="721">
     <w:name w:val="Table Grid"/>
-    <w:basedOn w:val="905"/>
+    <w:basedOn w:val="907"/>
     <w:uiPriority w:val="59"/>
     <w:pPr>
       <w:pBdr/>
@@ -3271,9 +3309,9 @@
       </w:tcPr>
     </w:tblStylePr>
   </w:style>
-  <w:style w:type="table" w:styleId="720">
+  <w:style w:type="table" w:styleId="722">
     <w:name w:val="Table Grid Light"/>
-    <w:basedOn w:val="905"/>
+    <w:basedOn w:val="907"/>
     <w:uiPriority w:val="59"/>
     <w:pPr>
       <w:pBdr/>
@@ -3470,9 +3508,9 @@
       </w:tcPr>
     </w:tblStylePr>
   </w:style>
-  <w:style w:type="table" w:styleId="721">
+  <w:style w:type="table" w:styleId="723">
     <w:name w:val="Plain Table 1"/>
-    <w:basedOn w:val="905"/>
+    <w:basedOn w:val="907"/>
     <w:uiPriority w:val="59"/>
     <w:pPr>
       <w:pBdr/>
@@ -3695,9 +3733,9 @@
       </w:tcPr>
     </w:tblStylePr>
   </w:style>
-  <w:style w:type="table" w:styleId="722">
+  <w:style w:type="table" w:styleId="724">
     <w:name w:val="Plain Table 2"/>
-    <w:basedOn w:val="905"/>
+    <w:basedOn w:val="907"/>
     <w:uiPriority w:val="59"/>
     <w:pPr>
       <w:pBdr/>
@@ -3928,9 +3966,9 @@
       </w:tcPr>
     </w:tblStylePr>
   </w:style>
-  <w:style w:type="table" w:styleId="723">
+  <w:style w:type="table" w:styleId="725">
     <w:name w:val="Plain Table 3"/>
-    <w:basedOn w:val="905"/>
+    <w:basedOn w:val="907"/>
     <w:uiPriority w:val="99"/>
     <w:pPr>
       <w:pBdr/>
@@ -4158,9 +4196,9 @@
       </w:tcPr>
     </w:tblStylePr>
   </w:style>
-  <w:style w:type="table" w:styleId="724">
+  <w:style w:type="table" w:styleId="726">
     <w:name w:val="Plain Table 4"/>
-    <w:basedOn w:val="905"/>
+    <w:basedOn w:val="907"/>
     <w:uiPriority w:val="99"/>
     <w:pPr>
       <w:pBdr/>
@@ -4374,9 +4412,9 @@
       </w:tcPr>
     </w:tblStylePr>
   </w:style>
-  <w:style w:type="table" w:styleId="725">
+  <w:style w:type="table" w:styleId="727">
     <w:name w:val="Plain Table 5"/>
-    <w:basedOn w:val="905"/>
+    <w:basedOn w:val="907"/>
     <w:uiPriority w:val="99"/>
     <w:pPr>
       <w:pBdr/>
@@ -4607,9 +4645,9 @@
       </w:tcPr>
     </w:tblStylePr>
   </w:style>
-  <w:style w:type="table" w:styleId="726">
+  <w:style w:type="table" w:styleId="728">
     <w:name w:val="Grid Table 1 Light"/>
-    <w:basedOn w:val="905"/>
+    <w:basedOn w:val="907"/>
     <w:uiPriority w:val="99"/>
     <w:pPr>
       <w:pBdr/>
@@ -4830,9 +4868,9 @@
       </w:tcPr>
     </w:tblStylePr>
   </w:style>
-  <w:style w:type="table" w:styleId="727">
+  <w:style w:type="table" w:styleId="729">
     <w:name w:val="Grid Table 1 Light - Accent 1"/>
-    <w:basedOn w:val="905"/>
+    <w:basedOn w:val="907"/>
     <w:uiPriority w:val="99"/>
     <w:pPr>
       <w:pBdr/>
@@ -5053,9 +5091,9 @@
       </w:tcPr>
     </w:tblStylePr>
   </w:style>
-  <w:style w:type="table" w:styleId="728">
+  <w:style w:type="table" w:styleId="730">
     <w:name w:val="Grid Table 1 Light - Accent 2"/>
-    <w:basedOn w:val="905"/>
+    <w:basedOn w:val="907"/>
     <w:uiPriority w:val="99"/>
     <w:pPr>
       <w:pBdr/>
@@ -5276,9 +5314,9 @@
       </w:tcPr>
     </w:tblStylePr>
   </w:style>
-  <w:style w:type="table" w:styleId="729">
+  <w:style w:type="table" w:styleId="731">
     <w:name w:val="Grid Table 1 Light - Accent 3"/>
-    <w:basedOn w:val="905"/>
+    <w:basedOn w:val="907"/>
     <w:uiPriority w:val="99"/>
     <w:pPr>
       <w:pBdr/>
@@ -5499,9 +5537,9 @@
       </w:tcPr>
     </w:tblStylePr>
   </w:style>
-  <w:style w:type="table" w:styleId="730">
+  <w:style w:type="table" w:styleId="732">
     <w:name w:val="Grid Table 1 Light - Accent 4"/>
-    <w:basedOn w:val="905"/>
+    <w:basedOn w:val="907"/>
     <w:uiPriority w:val="99"/>
     <w:pPr>
       <w:pBdr/>
@@ -5722,9 +5760,9 @@
       </w:tcPr>
     </w:tblStylePr>
   </w:style>
-  <w:style w:type="table" w:styleId="731">
+  <w:style w:type="table" w:styleId="733">
     <w:name w:val="Grid Table 1 Light - Accent 5"/>
-    <w:basedOn w:val="905"/>
+    <w:basedOn w:val="907"/>
     <w:uiPriority w:val="99"/>
     <w:pPr>
       <w:pBdr/>
@@ -5945,9 +5983,9 @@
       </w:tcPr>
     </w:tblStylePr>
   </w:style>
-  <w:style w:type="table" w:styleId="732">
+  <w:style w:type="table" w:styleId="734">
     <w:name w:val="Grid Table 1 Light - Accent 6"/>
-    <w:basedOn w:val="905"/>
+    <w:basedOn w:val="907"/>
     <w:uiPriority w:val="99"/>
     <w:pPr>
       <w:pBdr/>
@@ -6168,9 +6206,9 @@
       </w:tcPr>
     </w:tblStylePr>
   </w:style>
-  <w:style w:type="table" w:styleId="733">
+  <w:style w:type="table" w:styleId="735">
     <w:name w:val="Grid Table 2"/>
-    <w:basedOn w:val="905"/>
+    <w:basedOn w:val="907"/>
     <w:uiPriority w:val="99"/>
     <w:pPr>
       <w:pBdr/>
@@ -6400,9 +6438,9 @@
       </w:tcPr>
     </w:tblStylePr>
   </w:style>
-  <w:style w:type="table" w:styleId="734">
+  <w:style w:type="table" w:styleId="736">
     <w:name w:val="Grid Table 2 - Accent 1"/>
-    <w:basedOn w:val="905"/>
+    <w:basedOn w:val="907"/>
     <w:uiPriority w:val="99"/>
     <w:pPr>
       <w:pBdr/>
@@ -6632,9 +6670,9 @@
       </w:tcPr>
     </w:tblStylePr>
   </w:style>
-  <w:style w:type="table" w:styleId="735">
+  <w:style w:type="table" w:styleId="737">
     <w:name w:val="Grid Table 2 - Accent 2"/>
-    <w:basedOn w:val="905"/>
+    <w:basedOn w:val="907"/>
     <w:uiPriority w:val="99"/>
     <w:pPr>
       <w:pBdr/>
@@ -6864,9 +6902,9 @@
       </w:tcPr>
     </w:tblStylePr>
   </w:style>
-  <w:style w:type="table" w:styleId="736">
+  <w:style w:type="table" w:styleId="738">
     <w:name w:val="Grid Table 2 - Accent 3"/>
-    <w:basedOn w:val="905"/>
+    <w:basedOn w:val="907"/>
     <w:uiPriority w:val="99"/>
     <w:pPr>
       <w:pBdr/>
@@ -7096,9 +7134,9 @@
       </w:tcPr>
     </w:tblStylePr>
   </w:style>
-  <w:style w:type="table" w:styleId="737">
+  <w:style w:type="table" w:styleId="739">
     <w:name w:val="Grid Table 2 - Accent 4"/>
-    <w:basedOn w:val="905"/>
+    <w:basedOn w:val="907"/>
     <w:uiPriority w:val="99"/>
     <w:pPr>
       <w:pBdr/>
@@ -7328,9 +7366,9 @@
       </w:tcPr>
     </w:tblStylePr>
   </w:style>
-  <w:style w:type="table" w:styleId="738">
+  <w:style w:type="table" w:styleId="740">
     <w:name w:val="Grid Table 2 - Accent 5"/>
-    <w:basedOn w:val="905"/>
+    <w:basedOn w:val="907"/>
     <w:uiPriority w:val="99"/>
     <w:pPr>
       <w:pBdr/>
@@ -7560,9 +7598,9 @@
       </w:tcPr>
     </w:tblStylePr>
   </w:style>
-  <w:style w:type="table" w:styleId="739">
+  <w:style w:type="table" w:styleId="741">
     <w:name w:val="Grid Table 2 - Accent 6"/>
-    <w:basedOn w:val="905"/>
+    <w:basedOn w:val="907"/>
     <w:uiPriority w:val="99"/>
     <w:pPr>
       <w:pBdr/>
@@ -7792,9 +7830,9 @@
       </w:tcPr>
     </w:tblStylePr>
   </w:style>
-  <w:style w:type="table" w:styleId="740">
+  <w:style w:type="table" w:styleId="742">
     <w:name w:val="Grid Table 3"/>
-    <w:basedOn w:val="905"/>
+    <w:basedOn w:val="907"/>
     <w:uiPriority w:val="99"/>
     <w:pPr>
       <w:pBdr/>
@@ -8037,9 +8075,9 @@
       </w:tcPr>
     </w:tblStylePr>
   </w:style>
-  <w:style w:type="table" w:styleId="741">
+  <w:style w:type="table" w:styleId="743">
     <w:name w:val="Grid Table 3 - Accent 1"/>
-    <w:basedOn w:val="905"/>
+    <w:basedOn w:val="907"/>
     <w:uiPriority w:val="99"/>
     <w:pPr>
       <w:pBdr/>
@@ -8282,9 +8320,9 @@
       </w:tcPr>
     </w:tblStylePr>
   </w:style>
-  <w:style w:type="table" w:styleId="742">
+  <w:style w:type="table" w:styleId="744">
     <w:name w:val="Grid Table 3 - Accent 2"/>
-    <w:basedOn w:val="905"/>
+    <w:basedOn w:val="907"/>
     <w:uiPriority w:val="99"/>
     <w:pPr>
       <w:pBdr/>
@@ -8527,9 +8565,9 @@
       </w:tcPr>
     </w:tblStylePr>
   </w:style>
-  <w:style w:type="table" w:styleId="743">
+  <w:style w:type="table" w:styleId="745">
     <w:name w:val="Grid Table 3 - Accent 3"/>
-    <w:basedOn w:val="905"/>
+    <w:basedOn w:val="907"/>
     <w:uiPriority w:val="99"/>
     <w:pPr>
       <w:pBdr/>
@@ -8772,9 +8810,9 @@
       </w:tcPr>
     </w:tblStylePr>
   </w:style>
-  <w:style w:type="table" w:styleId="744">
+  <w:style w:type="table" w:styleId="746">
     <w:name w:val="Grid Table 3 - Accent 4"/>
-    <w:basedOn w:val="905"/>
+    <w:basedOn w:val="907"/>
     <w:uiPriority w:val="99"/>
     <w:pPr>
       <w:pBdr/>
@@ -9017,9 +9055,9 @@
       </w:tcPr>
     </w:tblStylePr>
   </w:style>
-  <w:style w:type="table" w:styleId="745">
+  <w:style w:type="table" w:styleId="747">
     <w:name w:val="Grid Table 3 - Accent 5"/>
-    <w:basedOn w:val="905"/>
+    <w:basedOn w:val="907"/>
     <w:uiPriority w:val="99"/>
     <w:pPr>
       <w:pBdr/>
@@ -9262,9 +9300,9 @@
       </w:tcPr>
     </w:tblStylePr>
   </w:style>
-  <w:style w:type="table" w:styleId="746">
+  <w:style w:type="table" w:styleId="748">
     <w:name w:val="Grid Table 3 - Accent 6"/>
-    <w:basedOn w:val="905"/>
+    <w:basedOn w:val="907"/>
     <w:uiPriority w:val="99"/>
     <w:pPr>
       <w:pBdr/>
@@ -9507,9 +9545,9 @@
       </w:tcPr>
     </w:tblStylePr>
   </w:style>
-  <w:style w:type="table" w:styleId="747">
+  <w:style w:type="table" w:styleId="749">
     <w:name w:val="Grid Table 4"/>
-    <w:basedOn w:val="905"/>
+    <w:basedOn w:val="907"/>
     <w:uiPriority w:val="59"/>
     <w:pPr>
       <w:pBdr/>
@@ -9740,9 +9778,9 @@
       </w:tcPr>
     </w:tblStylePr>
   </w:style>
-  <w:style w:type="table" w:styleId="748">
+  <w:style w:type="table" w:styleId="750">
     <w:name w:val="Grid Table 4 - Accent 1"/>
-    <w:basedOn w:val="905"/>
+    <w:basedOn w:val="907"/>
     <w:uiPriority w:val="59"/>
     <w:pPr>
       <w:pBdr/>
@@ -9973,9 +10011,9 @@
       </w:tcPr>
     </w:tblStylePr>
   </w:style>
-  <w:style w:type="table" w:styleId="749">
+  <w:style w:type="table" w:styleId="751">
     <w:name w:val="Grid Table 4 - Accent 2"/>
-    <w:basedOn w:val="905"/>
+    <w:basedOn w:val="907"/>
     <w:uiPriority w:val="59"/>
     <w:pPr>
       <w:pBdr/>
@@ -10206,9 +10244,9 @@
       </w:tcPr>
     </w:tblStylePr>
   </w:style>
-  <w:style w:type="table" w:styleId="750">
+  <w:style w:type="table" w:styleId="752">
     <w:name w:val="Grid Table 4 - Accent 3"/>
-    <w:basedOn w:val="905"/>
+    <w:basedOn w:val="907"/>
     <w:uiPriority w:val="59"/>
     <w:pPr>
       <w:pBdr/>
@@ -10439,9 +10477,9 @@
       </w:tcPr>
     </w:tblStylePr>
   </w:style>
-  <w:style w:type="table" w:styleId="751">
+  <w:style w:type="table" w:styleId="753">
     <w:name w:val="Grid Table 4 - Accent 4"/>
-    <w:basedOn w:val="905"/>
+    <w:basedOn w:val="907"/>
     <w:uiPriority w:val="59"/>
     <w:pPr>
       <w:pBdr/>
@@ -10672,9 +10710,9 @@
       </w:tcPr>
     </w:tblStylePr>
   </w:style>
-  <w:style w:type="table" w:styleId="752">
+  <w:style w:type="table" w:styleId="754">
     <w:name w:val="Grid Table 4 - Accent 5"/>
-    <w:basedOn w:val="905"/>
+    <w:basedOn w:val="907"/>
     <w:uiPriority w:val="59"/>
     <w:pPr>
       <w:pBdr/>
@@ -10905,9 +10943,9 @@
       </w:tcPr>
     </w:tblStylePr>
   </w:style>
-  <w:style w:type="table" w:styleId="753">
+  <w:style w:type="table" w:styleId="755">
     <w:name w:val="Grid Table 4 - Accent 6"/>
-    <w:basedOn w:val="905"/>
+    <w:basedOn w:val="907"/>
     <w:uiPriority w:val="59"/>
     <w:pPr>
       <w:pBdr/>
@@ -11138,9 +11176,9 @@
       </w:tcPr>
     </w:tblStylePr>
   </w:style>
-  <w:style w:type="table" w:styleId="754">
+  <w:style w:type="table" w:styleId="756">
     <w:name w:val="Grid Table 5 Dark"/>
-    <w:basedOn w:val="905"/>
+    <w:basedOn w:val="907"/>
     <w:uiPriority w:val="99"/>
     <w:pPr>
       <w:pBdr/>
@@ -11366,9 +11404,9 @@
       </w:tcPr>
     </w:tblStylePr>
   </w:style>
-  <w:style w:type="table" w:styleId="755">
+  <w:style w:type="table" w:styleId="757">
     <w:name w:val="Grid Table 5 Dark- Accent 1"/>
-    <w:basedOn w:val="905"/>
+    <w:basedOn w:val="907"/>
     <w:uiPriority w:val="99"/>
     <w:pPr>
       <w:pBdr/>
@@ -11594,9 +11632,9 @@
       </w:tcPr>
     </w:tblStylePr>
   </w:style>
-  <w:style w:type="table" w:styleId="756">
+  <w:style w:type="table" w:styleId="758">
     <w:name w:val="Grid Table 5 Dark - Accent 2"/>
-    <w:basedOn w:val="905"/>
+    <w:basedOn w:val="907"/>
     <w:uiPriority w:val="99"/>
     <w:pPr>
       <w:pBdr/>
@@ -11822,9 +11860,9 @@
       </w:tcPr>
     </w:tblStylePr>
   </w:style>
-  <w:style w:type="table" w:styleId="757">
+  <w:style w:type="table" w:styleId="759">
     <w:name w:val="Grid Table 5 Dark - Accent 3"/>
-    <w:basedOn w:val="905"/>
+    <w:basedOn w:val="907"/>
     <w:uiPriority w:val="99"/>
     <w:pPr>
       <w:pBdr/>
@@ -12050,9 +12088,9 @@
       </w:tcPr>
     </w:tblStylePr>
   </w:style>
-  <w:style w:type="table" w:styleId="758">
+  <w:style w:type="table" w:styleId="760">
     <w:name w:val="Grid Table 5 Dark- Accent 4"/>
-    <w:basedOn w:val="905"/>
+    <w:basedOn w:val="907"/>
     <w:uiPriority w:val="99"/>
     <w:pPr>
       <w:pBdr/>
@@ -12278,9 +12316,9 @@
       </w:tcPr>
     </w:tblStylePr>
   </w:style>
-  <w:style w:type="table" w:styleId="759">
+  <w:style w:type="table" w:styleId="761">
     <w:name w:val="Grid Table 5 Dark - Accent 5"/>
-    <w:basedOn w:val="905"/>
+    <w:basedOn w:val="907"/>
     <w:uiPriority w:val="99"/>
     <w:pPr>
       <w:pBdr/>
@@ -12506,9 +12544,9 @@
       </w:tcPr>
     </w:tblStylePr>
   </w:style>
-  <w:style w:type="table" w:styleId="760">
+  <w:style w:type="table" w:styleId="762">
     <w:name w:val="Grid Table 5 Dark - Accent 6"/>
-    <w:basedOn w:val="905"/>
+    <w:basedOn w:val="907"/>
     <w:uiPriority w:val="99"/>
     <w:pPr>
       <w:pBdr/>
@@ -12734,9 +12772,9 @@
       </w:tcPr>
     </w:tblStylePr>
   </w:style>
-  <w:style w:type="table" w:styleId="761">
+  <w:style w:type="table" w:styleId="763">
     <w:name w:val="Grid Table 6 Colorful"/>
-    <w:basedOn w:val="905"/>
+    <w:basedOn w:val="907"/>
     <w:uiPriority w:val="99"/>
     <w:pPr>
       <w:pBdr/>
@@ -12964,9 +13002,9 @@
       </w:tcPr>
     </w:tblStylePr>
   </w:style>
-  <w:style w:type="table" w:styleId="762">
+  <w:style w:type="table" w:styleId="764">
     <w:name w:val="Grid Table 6 Colorful - Accent 1"/>
-    <w:basedOn w:val="905"/>
+    <w:basedOn w:val="907"/>
     <w:uiPriority w:val="99"/>
     <w:pPr>
       <w:pBdr/>
@@ -13194,9 +13232,9 @@
       </w:tcPr>
     </w:tblStylePr>
   </w:style>
-  <w:style w:type="table" w:styleId="763">
+  <w:style w:type="table" w:styleId="765">
     <w:name w:val="Grid Table 6 Colorful - Accent 2"/>
-    <w:basedOn w:val="905"/>
+    <w:basedOn w:val="907"/>
     <w:uiPriority w:val="99"/>
     <w:pPr>
       <w:pBdr/>
@@ -13424,9 +13462,9 @@
       </w:tcPr>
     </w:tblStylePr>
   </w:style>
-  <w:style w:type="table" w:styleId="764">
+  <w:style w:type="table" w:styleId="766">
     <w:name w:val="Grid Table 6 Colorful - Accent 3"/>
-    <w:basedOn w:val="905"/>
+    <w:basedOn w:val="907"/>
     <w:uiPriority w:val="99"/>
     <w:pPr>
       <w:pBdr/>
@@ -13654,9 +13692,9 @@
       </w:tcPr>
     </w:tblStylePr>
   </w:style>
-  <w:style w:type="table" w:styleId="765">
+  <w:style w:type="table" w:styleId="767">
     <w:name w:val="Grid Table 6 Colorful - Accent 4"/>
-    <w:basedOn w:val="905"/>
+    <w:basedOn w:val="907"/>
     <w:uiPriority w:val="99"/>
     <w:pPr>
       <w:pBdr/>
@@ -13884,9 +13922,9 @@
       </w:tcPr>
     </w:tblStylePr>
   </w:style>
-  <w:style w:type="table" w:styleId="766">
+  <w:style w:type="table" w:styleId="768">
     <w:name w:val="Grid Table 6 Colorful - Accent 5"/>
-    <w:basedOn w:val="905"/>
+    <w:basedOn w:val="907"/>
     <w:uiPriority w:val="99"/>
     <w:pPr>
       <w:pBdr/>
@@ -14114,9 +14152,9 @@
       </w:tcPr>
     </w:tblStylePr>
   </w:style>
-  <w:style w:type="table" w:styleId="767">
+  <w:style w:type="table" w:styleId="769">
     <w:name w:val="Grid Table 6 Colorful - Accent 6"/>
-    <w:basedOn w:val="905"/>
+    <w:basedOn w:val="907"/>
     <w:uiPriority w:val="99"/>
     <w:pPr>
       <w:pBdr/>
@@ -14344,9 +14382,9 @@
       </w:tcPr>
     </w:tblStylePr>
   </w:style>
-  <w:style w:type="table" w:styleId="768">
+  <w:style w:type="table" w:styleId="770">
     <w:name w:val="Grid Table 7 Colorful"/>
-    <w:basedOn w:val="905"/>
+    <w:basedOn w:val="907"/>
     <w:uiPriority w:val="99"/>
     <w:pPr>
       <w:pBdr/>
@@ -14598,9 +14636,9 @@
       </w:tcPr>
     </w:tblStylePr>
   </w:style>
-  <w:style w:type="table" w:styleId="769">
+  <w:style w:type="table" w:styleId="771">
     <w:name w:val="Grid Table 7 Colorful - Accent 1"/>
-    <w:basedOn w:val="905"/>
+    <w:basedOn w:val="907"/>
     <w:uiPriority w:val="99"/>
     <w:pPr>
       <w:pBdr/>
@@ -14852,9 +14890,9 @@
       </w:tcPr>
     </w:tblStylePr>
   </w:style>
-  <w:style w:type="table" w:styleId="770">
+  <w:style w:type="table" w:styleId="772">
     <w:name w:val="Grid Table 7 Colorful - Accent 2"/>
-    <w:basedOn w:val="905"/>
+    <w:basedOn w:val="907"/>
     <w:uiPriority w:val="99"/>
     <w:pPr>
       <w:pBdr/>
@@ -15106,9 +15144,9 @@
       </w:tcPr>
     </w:tblStylePr>
   </w:style>
-  <w:style w:type="table" w:styleId="771">
+  <w:style w:type="table" w:styleId="773">
     <w:name w:val="Grid Table 7 Colorful - Accent 3"/>
-    <w:basedOn w:val="905"/>
+    <w:basedOn w:val="907"/>
     <w:uiPriority w:val="99"/>
     <w:pPr>
       <w:pBdr/>
@@ -15360,9 +15398,9 @@
       </w:tcPr>
     </w:tblStylePr>
   </w:style>
-  <w:style w:type="table" w:styleId="772">
+  <w:style w:type="table" w:styleId="774">
     <w:name w:val="Grid Table 7 Colorful - Accent 4"/>
-    <w:basedOn w:val="905"/>
+    <w:basedOn w:val="907"/>
     <w:uiPriority w:val="99"/>
     <w:pPr>
       <w:pBdr/>
@@ -15614,9 +15652,9 @@
       </w:tcPr>
     </w:tblStylePr>
   </w:style>
-  <w:style w:type="table" w:styleId="773">
+  <w:style w:type="table" w:styleId="775">
     <w:name w:val="Grid Table 7 Colorful - Accent 5"/>
-    <w:basedOn w:val="905"/>
+    <w:basedOn w:val="907"/>
     <w:uiPriority w:val="99"/>
     <w:pPr>
       <w:pBdr/>
@@ -15868,9 +15906,9 @@
       </w:tcPr>
     </w:tblStylePr>
   </w:style>
-  <w:style w:type="table" w:styleId="774">
+  <w:style w:type="table" w:styleId="776">
     <w:name w:val="Grid Table 7 Colorful - Accent 6"/>
-    <w:basedOn w:val="905"/>
+    <w:basedOn w:val="907"/>
     <w:uiPriority w:val="99"/>
     <w:pPr>
       <w:pBdr/>
@@ -16122,9 +16160,9 @@
       </w:tcPr>
     </w:tblStylePr>
   </w:style>
-  <w:style w:type="table" w:styleId="775">
+  <w:style w:type="table" w:styleId="777">
     <w:name w:val="List Table 1 Light"/>
-    <w:basedOn w:val="905"/>
+    <w:basedOn w:val="907"/>
     <w:uiPriority w:val="99"/>
     <w:pPr>
       <w:pBdr/>
@@ -16338,9 +16376,9 @@
       </w:tcPr>
     </w:tblStylePr>
   </w:style>
-  <w:style w:type="table" w:styleId="776">
+  <w:style w:type="table" w:styleId="778">
     <w:name w:val="List Table 1 Light - Accent 1"/>
-    <w:basedOn w:val="905"/>
+    <w:basedOn w:val="907"/>
     <w:uiPriority w:val="99"/>
     <w:pPr>
       <w:pBdr/>
@@ -16554,9 +16592,9 @@
       </w:tcPr>
     </w:tblStylePr>
   </w:style>
-  <w:style w:type="table" w:styleId="777">
+  <w:style w:type="table" w:styleId="779">
     <w:name w:val="List Table 1 Light - Accent 2"/>
-    <w:basedOn w:val="905"/>
+    <w:basedOn w:val="907"/>
     <w:uiPriority w:val="99"/>
     <w:pPr>
       <w:pBdr/>
@@ -16770,9 +16808,9 @@
       </w:tcPr>
     </w:tblStylePr>
   </w:style>
-  <w:style w:type="table" w:styleId="778">
+  <w:style w:type="table" w:styleId="780">
     <w:name w:val="List Table 1 Light - Accent 3"/>
-    <w:basedOn w:val="905"/>
+    <w:basedOn w:val="907"/>
     <w:uiPriority w:val="99"/>
     <w:pPr>
       <w:pBdr/>
@@ -16986,9 +17024,9 @@
       </w:tcPr>
     </w:tblStylePr>
   </w:style>
-  <w:style w:type="table" w:styleId="779">
+  <w:style w:type="table" w:styleId="781">
     <w:name w:val="List Table 1 Light - Accent 4"/>
-    <w:basedOn w:val="905"/>
+    <w:basedOn w:val="907"/>
     <w:uiPriority w:val="99"/>
     <w:pPr>
       <w:pBdr/>
@@ -17202,9 +17240,9 @@
       </w:tcPr>
     </w:tblStylePr>
   </w:style>
-  <w:style w:type="table" w:styleId="780">
+  <w:style w:type="table" w:styleId="782">
     <w:name w:val="List Table 1 Light - Accent 5"/>
-    <w:basedOn w:val="905"/>
+    <w:basedOn w:val="907"/>
     <w:uiPriority w:val="99"/>
     <w:pPr>
       <w:pBdr/>
@@ -17418,9 +17456,9 @@
       </w:tcPr>
     </w:tblStylePr>
   </w:style>
-  <w:style w:type="table" w:styleId="781">
+  <w:style w:type="table" w:styleId="783">
     <w:name w:val="List Table 1 Light - Accent 6"/>
-    <w:basedOn w:val="905"/>
+    <w:basedOn w:val="907"/>
     <w:uiPriority w:val="99"/>
     <w:pPr>
       <w:pBdr/>
@@ -17634,9 +17672,9 @@
       </w:tcPr>
     </w:tblStylePr>
   </w:style>
-  <w:style w:type="table" w:styleId="782">
+  <w:style w:type="table" w:styleId="784">
     <w:name w:val="List Table 2"/>
-    <w:basedOn w:val="905"/>
+    <w:basedOn w:val="907"/>
     <w:uiPriority w:val="99"/>
     <w:pPr>
       <w:pBdr/>
@@ -17872,9 +17910,9 @@
       </w:tcPr>
     </w:tblStylePr>
   </w:style>
-  <w:style w:type="table" w:styleId="783">
+  <w:style w:type="table" w:styleId="785">
     <w:name w:val="List Table 2 - Accent 1"/>
-    <w:basedOn w:val="905"/>
+    <w:basedOn w:val="907"/>
     <w:uiPriority w:val="99"/>
     <w:pPr>
       <w:pBdr/>
@@ -18110,9 +18148,9 @@
       </w:tcPr>
     </w:tblStylePr>
   </w:style>
-  <w:style w:type="table" w:styleId="784">
+  <w:style w:type="table" w:styleId="786">
     <w:name w:val="List Table 2 - Accent 2"/>
-    <w:basedOn w:val="905"/>
+    <w:basedOn w:val="907"/>
     <w:uiPriority w:val="99"/>
     <w:pPr>
       <w:pBdr/>
@@ -18348,9 +18386,9 @@
       </w:tcPr>
     </w:tblStylePr>
   </w:style>
-  <w:style w:type="table" w:styleId="785">
+  <w:style w:type="table" w:styleId="787">
     <w:name w:val="List Table 2 - Accent 3"/>
-    <w:basedOn w:val="905"/>
+    <w:basedOn w:val="907"/>
     <w:uiPriority w:val="99"/>
     <w:pPr>
       <w:pBdr/>
@@ -18586,9 +18624,9 @@
       </w:tcPr>
     </w:tblStylePr>
   </w:style>
-  <w:style w:type="table" w:styleId="786">
+  <w:style w:type="table" w:styleId="788">
     <w:name w:val="List Table 2 - Accent 4"/>
-    <w:basedOn w:val="905"/>
+    <w:basedOn w:val="907"/>
     <w:uiPriority w:val="99"/>
     <w:pPr>
       <w:pBdr/>
@@ -18824,9 +18862,9 @@
       </w:tcPr>
     </w:tblStylePr>
   </w:style>
-  <w:style w:type="table" w:styleId="787">
+  <w:style w:type="table" w:styleId="789">
     <w:name w:val="List Table 2 - Accent 5"/>
-    <w:basedOn w:val="905"/>
+    <w:basedOn w:val="907"/>
     <w:uiPriority w:val="99"/>
     <w:pPr>
       <w:pBdr/>
@@ -19062,9 +19100,9 @@
       </w:tcPr>
     </w:tblStylePr>
   </w:style>
-  <w:style w:type="table" w:styleId="788">
+  <w:style w:type="table" w:styleId="790">
     <w:name w:val="List Table 2 - Accent 6"/>
-    <w:basedOn w:val="905"/>
+    <w:basedOn w:val="907"/>
     <w:uiPriority w:val="99"/>
     <w:pPr>
       <w:pBdr/>
@@ -19300,9 +19338,9 @@
       </w:tcPr>
     </w:tblStylePr>
   </w:style>
-  <w:style w:type="table" w:styleId="789">
+  <w:style w:type="table" w:styleId="791">
     <w:name w:val="List Table 3"/>
-    <w:basedOn w:val="905"/>
+    <w:basedOn w:val="907"/>
     <w:uiPriority w:val="99"/>
     <w:pPr>
       <w:pBdr/>
@@ -19528,9 +19566,9 @@
       </w:tcPr>
     </w:tblStylePr>
   </w:style>
-  <w:style w:type="table" w:styleId="790">
+  <w:style w:type="table" w:styleId="792">
     <w:name w:val="List Table 3 - Accent 1"/>
-    <w:basedOn w:val="905"/>
+    <w:basedOn w:val="907"/>
     <w:uiPriority w:val="99"/>
     <w:pPr>
       <w:pBdr/>
@@ -19756,9 +19794,9 @@
       </w:tcPr>
     </w:tblStylePr>
   </w:style>
-  <w:style w:type="table" w:styleId="791">
+  <w:style w:type="table" w:styleId="793">
     <w:name w:val="List Table 3 - Accent 2"/>
-    <w:basedOn w:val="905"/>
+    <w:basedOn w:val="907"/>
     <w:uiPriority w:val="99"/>
     <w:pPr>
       <w:pBdr/>
@@ -19984,9 +20022,9 @@
       </w:tcPr>
     </w:tblStylePr>
   </w:style>
-  <w:style w:type="table" w:styleId="792">
+  <w:style w:type="table" w:styleId="794">
     <w:name w:val="List Table 3 - Accent 3"/>
-    <w:basedOn w:val="905"/>
+    <w:basedOn w:val="907"/>
     <w:uiPriority w:val="99"/>
     <w:pPr>
       <w:pBdr/>
@@ -20212,9 +20250,9 @@
       </w:tcPr>
     </w:tblStylePr>
   </w:style>
-  <w:style w:type="table" w:styleId="793">
+  <w:style w:type="table" w:styleId="795">
     <w:name w:val="List Table 3 - Accent 4"/>
-    <w:basedOn w:val="905"/>
+    <w:basedOn w:val="907"/>
     <w:uiPriority w:val="99"/>
     <w:pPr>
       <w:pBdr/>
@@ -20440,9 +20478,9 @@
       </w:tcPr>
     </w:tblStylePr>
   </w:style>
-  <w:style w:type="table" w:styleId="794">
+  <w:style w:type="table" w:styleId="796">
     <w:name w:val="List Table 3 - Accent 5"/>
-    <w:basedOn w:val="905"/>
+    <w:basedOn w:val="907"/>
     <w:uiPriority w:val="99"/>
     <w:pPr>
       <w:pBdr/>
@@ -20668,9 +20706,9 @@
       </w:tcPr>
     </w:tblStylePr>
   </w:style>
-  <w:style w:type="table" w:styleId="795">
+  <w:style w:type="table" w:styleId="797">
     <w:name w:val="List Table 3 - Accent 6"/>
-    <w:basedOn w:val="905"/>
+    <w:basedOn w:val="907"/>
     <w:uiPriority w:val="99"/>
     <w:pPr>
       <w:pBdr/>
@@ -20896,9 +20934,9 @@
       </w:tcPr>
     </w:tblStylePr>
   </w:style>
-  <w:style w:type="table" w:styleId="796">
+  <w:style w:type="table" w:styleId="798">
     <w:name w:val="List Table 4"/>
-    <w:basedOn w:val="905"/>
+    <w:basedOn w:val="907"/>
     <w:uiPriority w:val="99"/>
     <w:pPr>
       <w:pBdr/>
@@ -21121,9 +21159,9 @@
       </w:tcPr>
     </w:tblStylePr>
   </w:style>
-  <w:style w:type="table" w:styleId="797">
+  <w:style w:type="table" w:styleId="799">
     <w:name w:val="List Table 4 - Accent 1"/>
-    <w:basedOn w:val="905"/>
+    <w:basedOn w:val="907"/>
     <w:uiPriority w:val="99"/>
     <w:pPr>
       <w:pBdr/>
@@ -21346,9 +21384,9 @@
       </w:tcPr>
     </w:tblStylePr>
   </w:style>
-  <w:style w:type="table" w:styleId="798">
+  <w:style w:type="table" w:styleId="800">
     <w:name w:val="List Table 4 - Accent 2"/>
-    <w:basedOn w:val="905"/>
+    <w:basedOn w:val="907"/>
     <w:uiPriority w:val="99"/>
     <w:pPr>
       <w:pBdr/>
@@ -21571,9 +21609,9 @@
       </w:tcPr>
     </w:tblStylePr>
   </w:style>
-  <w:style w:type="table" w:styleId="799">
+  <w:style w:type="table" w:styleId="801">
     <w:name w:val="List Table 4 - Accent 3"/>
-    <w:basedOn w:val="905"/>
+    <w:basedOn w:val="907"/>
     <w:uiPriority w:val="99"/>
     <w:pPr>
       <w:pBdr/>
@@ -21796,9 +21834,9 @@
       </w:tcPr>
     </w:tblStylePr>
   </w:style>
-  <w:style w:type="table" w:styleId="800">
+  <w:style w:type="table" w:styleId="802">
     <w:name w:val="List Table 4 - Accent 4"/>
-    <w:basedOn w:val="905"/>
+    <w:basedOn w:val="907"/>
     <w:uiPriority w:val="99"/>
     <w:pPr>
       <w:pBdr/>
@@ -22021,9 +22059,9 @@
       </w:tcPr>
     </w:tblStylePr>
   </w:style>
-  <w:style w:type="table" w:styleId="801">
+  <w:style w:type="table" w:styleId="803">
     <w:name w:val="List Table 4 - Accent 5"/>
-    <w:basedOn w:val="905"/>
+    <w:basedOn w:val="907"/>
     <w:uiPriority w:val="99"/>
     <w:pPr>
       <w:pBdr/>
@@ -22246,9 +22284,9 @@
       </w:tcPr>
     </w:tblStylePr>
   </w:style>
-  <w:style w:type="table" w:styleId="802">
+  <w:style w:type="table" w:styleId="804">
     <w:name w:val="List Table 4 - Accent 6"/>
-    <w:basedOn w:val="905"/>
+    <w:basedOn w:val="907"/>
     <w:uiPriority w:val="99"/>
     <w:pPr>
       <w:pBdr/>
@@ -22471,9 +22509,9 @@
       </w:tcPr>
     </w:tblStylePr>
   </w:style>
-  <w:style w:type="table" w:styleId="803">
+  <w:style w:type="table" w:styleId="805">
     <w:name w:val="List Table 5 Dark"/>
-    <w:basedOn w:val="905"/>
+    <w:basedOn w:val="907"/>
     <w:uiPriority w:val="99"/>
     <w:pPr>
       <w:pBdr/>
@@ -22713,9 +22751,9 @@
       </w:tcPr>
     </w:tblStylePr>
   </w:style>
-  <w:style w:type="table" w:styleId="804">
+  <w:style w:type="table" w:styleId="806">
     <w:name w:val="List Table 5 Dark - Accent 1"/>
-    <w:basedOn w:val="905"/>
+    <w:basedOn w:val="907"/>
     <w:uiPriority w:val="99"/>
     <w:pPr>
       <w:pBdr/>
@@ -22955,9 +22993,9 @@
       </w:tcPr>
     </w:tblStylePr>
   </w:style>
-  <w:style w:type="table" w:styleId="805">
+  <w:style w:type="table" w:styleId="807">
     <w:name w:val="List Table 5 Dark - Accent 2"/>
-    <w:basedOn w:val="905"/>
+    <w:basedOn w:val="907"/>
     <w:uiPriority w:val="99"/>
     <w:pPr>
       <w:pBdr/>
@@ -23197,9 +23235,9 @@
       </w:tcPr>
     </w:tblStylePr>
   </w:style>
-  <w:style w:type="table" w:styleId="806">
+  <w:style w:type="table" w:styleId="808">
     <w:name w:val="List Table 5 Dark - Accent 3"/>
-    <w:basedOn w:val="905"/>
+    <w:basedOn w:val="907"/>
     <w:uiPriority w:val="99"/>
     <w:pPr>
       <w:pBdr/>
@@ -23439,9 +23477,9 @@
       </w:tcPr>
     </w:tblStylePr>
   </w:style>
-  <w:style w:type="table" w:styleId="807">
+  <w:style w:type="table" w:styleId="809">
     <w:name w:val="List Table 5 Dark - Accent 4"/>
-    <w:basedOn w:val="905"/>
+    <w:basedOn w:val="907"/>
     <w:uiPriority w:val="99"/>
     <w:pPr>
       <w:pBdr/>
@@ -23681,9 +23719,9 @@
       </w:tcPr>
     </w:tblStylePr>
   </w:style>
-  <w:style w:type="table" w:styleId="808">
+  <w:style w:type="table" w:styleId="810">
     <w:name w:val="List Table 5 Dark - Accent 5"/>
-    <w:basedOn w:val="905"/>
+    <w:basedOn w:val="907"/>
     <w:uiPriority w:val="99"/>
     <w:pPr>
       <w:pBdr/>
@@ -23923,9 +23961,9 @@
       </w:tcPr>
     </w:tblStylePr>
   </w:style>
-  <w:style w:type="table" w:styleId="809">
+  <w:style w:type="table" w:styleId="811">
     <w:name w:val="List Table 5 Dark - Accent 6"/>
-    <w:basedOn w:val="905"/>
+    <w:basedOn w:val="907"/>
     <w:uiPriority w:val="99"/>
     <w:pPr>
       <w:pBdr/>
@@ -24165,9 +24203,9 @@
       </w:tcPr>
     </w:tblStylePr>
   </w:style>
-  <w:style w:type="table" w:styleId="810">
+  <w:style w:type="table" w:styleId="812">
     <w:name w:val="List Table 6 Colorful"/>
-    <w:basedOn w:val="905"/>
+    <w:basedOn w:val="907"/>
     <w:uiPriority w:val="99"/>
     <w:pPr>
       <w:pBdr/>
@@ -24388,9 +24426,9 @@
       </w:tcPr>
     </w:tblStylePr>
   </w:style>
-  <w:style w:type="table" w:styleId="811">
+  <w:style w:type="table" w:styleId="813">
     <w:name w:val="List Table 6 Colorful - Accent 1"/>
-    <w:basedOn w:val="905"/>
+    <w:basedOn w:val="907"/>
     <w:uiPriority w:val="99"/>
     <w:pPr>
       <w:pBdr/>
@@ -24611,9 +24649,9 @@
       </w:tcPr>
     </w:tblStylePr>
   </w:style>
-  <w:style w:type="table" w:styleId="812">
+  <w:style w:type="table" w:styleId="814">
     <w:name w:val="List Table 6 Colorful - Accent 2"/>
-    <w:basedOn w:val="905"/>
+    <w:basedOn w:val="907"/>
     <w:uiPriority w:val="99"/>
     <w:pPr>
       <w:pBdr/>
@@ -24834,9 +24872,9 @@
       </w:tcPr>
     </w:tblStylePr>
   </w:style>
-  <w:style w:type="table" w:styleId="813">
+  <w:style w:type="table" w:styleId="815">
     <w:name w:val="List Table 6 Colorful - Accent 3"/>
-    <w:basedOn w:val="905"/>
+    <w:basedOn w:val="907"/>
     <w:uiPriority w:val="99"/>
     <w:pPr>
       <w:pBdr/>
@@ -25057,9 +25095,9 @@
       </w:tcPr>
     </w:tblStylePr>
   </w:style>
-  <w:style w:type="table" w:styleId="814">
+  <w:style w:type="table" w:styleId="816">
     <w:name w:val="List Table 6 Colorful - Accent 4"/>
-    <w:basedOn w:val="905"/>
+    <w:basedOn w:val="907"/>
     <w:uiPriority w:val="99"/>
     <w:pPr>
       <w:pBdr/>
@@ -25280,9 +25318,9 @@
       </w:tcPr>
     </w:tblStylePr>
   </w:style>
-  <w:style w:type="table" w:styleId="815">
+  <w:style w:type="table" w:styleId="817">
     <w:name w:val="List Table 6 Colorful - Accent 5"/>
-    <w:basedOn w:val="905"/>
+    <w:basedOn w:val="907"/>
     <w:uiPriority w:val="99"/>
     <w:pPr>
       <w:pBdr/>
@@ -25503,9 +25541,9 @@
       </w:tcPr>
     </w:tblStylePr>
   </w:style>
-  <w:style w:type="table" w:styleId="816">
+  <w:style w:type="table" w:styleId="818">
     <w:name w:val="List Table 6 Colorful - Accent 6"/>
-    <w:basedOn w:val="905"/>
+    <w:basedOn w:val="907"/>
     <w:uiPriority w:val="99"/>
     <w:pPr>
       <w:pBdr/>
@@ -25726,9 +25764,9 @@
       </w:tcPr>
     </w:tblStylePr>
   </w:style>
-  <w:style w:type="table" w:styleId="817">
+  <w:style w:type="table" w:styleId="819">
     <w:name w:val="List Table 7 Colorful"/>
-    <w:basedOn w:val="905"/>
+    <w:basedOn w:val="907"/>
     <w:uiPriority w:val="99"/>
     <w:pPr>
       <w:pBdr/>
@@ -25982,9 +26020,9 @@
       </w:tcPr>
     </w:tblStylePr>
   </w:style>
-  <w:style w:type="table" w:styleId="818">
+  <w:style w:type="table" w:styleId="820">
     <w:name w:val="List Table 7 Colorful - Accent 1"/>
-    <w:basedOn w:val="905"/>
+    <w:basedOn w:val="907"/>
     <w:uiPriority w:val="99"/>
     <w:pPr>
       <w:pBdr/>
@@ -26238,9 +26276,9 @@
       </w:tcPr>
     </w:tblStylePr>
   </w:style>
-  <w:style w:type="table" w:styleId="819">
+  <w:style w:type="table" w:styleId="821">
     <w:name w:val="List Table 7 Colorful - Accent 2"/>
-    <w:basedOn w:val="905"/>
+    <w:basedOn w:val="907"/>
     <w:uiPriority w:val="99"/>
     <w:pPr>
       <w:pBdr/>
@@ -26494,9 +26532,9 @@
       </w:tcPr>
     </w:tblStylePr>
   </w:style>
-  <w:style w:type="table" w:styleId="820">
+  <w:style w:type="table" w:styleId="822">
     <w:name w:val="List Table 7 Colorful - Accent 3"/>
-    <w:basedOn w:val="905"/>
+    <w:basedOn w:val="907"/>
     <w:uiPriority w:val="99"/>
     <w:pPr>
       <w:pBdr/>
@@ -26750,9 +26788,9 @@
       </w:tcPr>
     </w:tblStylePr>
   </w:style>
-  <w:style w:type="table" w:styleId="821">
+  <w:style w:type="table" w:styleId="823">
     <w:name w:val="List Table 7 Colorful - Accent 4"/>
-    <w:basedOn w:val="905"/>
+    <w:basedOn w:val="907"/>
     <w:uiPriority w:val="99"/>
     <w:pPr>
       <w:pBdr/>
@@ -27006,9 +27044,9 @@
       </w:tcPr>
     </w:tblStylePr>
   </w:style>
-  <w:style w:type="table" w:styleId="822">
+  <w:style w:type="table" w:styleId="824">
     <w:name w:val="List Table 7 Colorful - Accent 5"/>
-    <w:basedOn w:val="905"/>
+    <w:basedOn w:val="907"/>
     <w:uiPriority w:val="99"/>
     <w:pPr>
       <w:pBdr/>
@@ -27262,9 +27300,9 @@
       </w:tcPr>
     </w:tblStylePr>
   </w:style>
-  <w:style w:type="table" w:styleId="823">
+  <w:style w:type="table" w:styleId="825">
     <w:name w:val="List Table 7 Colorful - Accent 6"/>
-    <w:basedOn w:val="905"/>
+    <w:basedOn w:val="907"/>
     <w:uiPriority w:val="99"/>
     <w:pPr>
       <w:pBdr/>
@@ -27518,9 +27556,9 @@
       </w:tcPr>
     </w:tblStylePr>
   </w:style>
-  <w:style w:type="table" w:styleId="824">
+  <w:style w:type="table" w:styleId="826">
     <w:name w:val="Lined - Accent"/>
-    <w:basedOn w:val="905"/>
+    <w:basedOn w:val="907"/>
     <w:uiPriority w:val="99"/>
     <w:pPr>
       <w:pBdr/>
@@ -27755,9 +27793,9 @@
       </w:tcPr>
     </w:tblStylePr>
   </w:style>
-  <w:style w:type="table" w:styleId="825">
+  <w:style w:type="table" w:styleId="827">
     <w:name w:val="Lined - Accent 1"/>
-    <w:basedOn w:val="905"/>
+    <w:basedOn w:val="907"/>
     <w:uiPriority w:val="99"/>
     <w:pPr>
       <w:pBdr/>
@@ -27992,9 +28030,9 @@
       </w:tcPr>
     </w:tblStylePr>
   </w:style>
-  <w:style w:type="table" w:styleId="826">
+  <w:style w:type="table" w:styleId="828">
     <w:name w:val="Lined - Accent 2"/>
-    <w:basedOn w:val="905"/>
+    <w:basedOn w:val="907"/>
     <w:uiPriority w:val="99"/>
     <w:pPr>
       <w:pBdr/>
@@ -28229,9 +28267,9 @@
       </w:tcPr>
     </w:tblStylePr>
   </w:style>
-  <w:style w:type="table" w:styleId="827">
+  <w:style w:type="table" w:styleId="829">
     <w:name w:val="Lined - Accent 3"/>
-    <w:basedOn w:val="905"/>
+    <w:basedOn w:val="907"/>
     <w:uiPriority w:val="99"/>
     <w:pPr>
       <w:pBdr/>
@@ -28466,9 +28504,9 @@
       </w:tcPr>
     </w:tblStylePr>
   </w:style>
-  <w:style w:type="table" w:styleId="828">
+  <w:style w:type="table" w:styleId="830">
     <w:name w:val="Lined - Accent 4"/>
-    <w:basedOn w:val="905"/>
+    <w:basedOn w:val="907"/>
     <w:uiPriority w:val="99"/>
     <w:pPr>
       <w:pBdr/>
@@ -28703,9 +28741,9 @@
       </w:tcPr>
     </w:tblStylePr>
   </w:style>
-  <w:style w:type="table" w:styleId="829">
+  <w:style w:type="table" w:styleId="831">
     <w:name w:val="Lined - Accent 5"/>
-    <w:basedOn w:val="905"/>
+    <w:basedOn w:val="907"/>
     <w:uiPriority w:val="99"/>
     <w:pPr>
       <w:pBdr/>
@@ -28940,9 +28978,9 @@
       </w:tcPr>
     </w:tblStylePr>
   </w:style>
-  <w:style w:type="table" w:styleId="830">
+  <w:style w:type="table" w:styleId="832">
     <w:name w:val="Lined - Accent 6"/>
-    <w:basedOn w:val="905"/>
+    <w:basedOn w:val="907"/>
     <w:uiPriority w:val="99"/>
     <w:pPr>
       <w:pBdr/>
@@ -29177,9 +29215,9 @@
       </w:tcPr>
     </w:tblStylePr>
   </w:style>
-  <w:style w:type="table" w:styleId="831">
+  <w:style w:type="table" w:styleId="833">
     <w:name w:val="Bordered &amp; Lined - Accent"/>
-    <w:basedOn w:val="905"/>
+    <w:basedOn w:val="907"/>
     <w:uiPriority w:val="99"/>
     <w:pPr>
       <w:pBdr/>
@@ -29421,9 +29459,9 @@
       </w:tcPr>
     </w:tblStylePr>
   </w:style>
-  <w:style w:type="table" w:styleId="832">
+  <w:style w:type="table" w:styleId="834">
     <w:name w:val="Bordered &amp; Lined - Accent 1"/>
-    <w:basedOn w:val="905"/>
+    <w:basedOn w:val="907"/>
     <w:uiPriority w:val="99"/>
     <w:pPr>
       <w:pBdr/>
@@ -29665,9 +29703,9 @@
       </w:tcPr>
     </w:tblStylePr>
   </w:style>
-  <w:style w:type="table" w:styleId="833">
+  <w:style w:type="table" w:styleId="835">
     <w:name w:val="Bordered &amp; Lined - Accent 2"/>
-    <w:basedOn w:val="905"/>
+    <w:basedOn w:val="907"/>
     <w:uiPriority w:val="99"/>
     <w:pPr>
       <w:pBdr/>
@@ -29909,9 +29947,9 @@
       </w:tcPr>
     </w:tblStylePr>
   </w:style>
-  <w:style w:type="table" w:styleId="834">
+  <w:style w:type="table" w:styleId="836">
     <w:name w:val="Bordered &amp; Lined - Accent 3"/>
-    <w:basedOn w:val="905"/>
+    <w:basedOn w:val="907"/>
     <w:uiPriority w:val="99"/>
     <w:pPr>
       <w:pBdr/>
@@ -30153,9 +30191,9 @@
       </w:tcPr>
     </w:tblStylePr>
   </w:style>
-  <w:style w:type="table" w:styleId="835">
+  <w:style w:type="table" w:styleId="837">
     <w:name w:val="Bordered &amp; Lined - Accent 4"/>
-    <w:basedOn w:val="905"/>
+    <w:basedOn w:val="907"/>
     <w:uiPriority w:val="99"/>
     <w:pPr>
       <w:pBdr/>
@@ -30397,9 +30435,9 @@
       </w:tcPr>
     </w:tblStylePr>
   </w:style>
-  <w:style w:type="table" w:styleId="836">
+  <w:style w:type="table" w:styleId="838">
     <w:name w:val="Bordered &amp; Lined - Accent 5"/>
-    <w:basedOn w:val="905"/>
+    <w:basedOn w:val="907"/>
     <w:uiPriority w:val="99"/>
     <w:pPr>
       <w:pBdr/>
@@ -30641,9 +30679,9 @@
       </w:tcPr>
     </w:tblStylePr>
   </w:style>
-  <w:style w:type="table" w:styleId="837">
+  <w:style w:type="table" w:styleId="839">
     <w:name w:val="Bordered &amp; Lined - Accent 6"/>
-    <w:basedOn w:val="905"/>
+    <w:basedOn w:val="907"/>
     <w:uiPriority w:val="99"/>
     <w:pPr>
       <w:pBdr/>
@@ -30885,9 +30923,9 @@
       </w:tcPr>
     </w:tblStylePr>
   </w:style>
-  <w:style w:type="table" w:styleId="838">
+  <w:style w:type="table" w:styleId="840">
     <w:name w:val="Bordered"/>
-    <w:basedOn w:val="905"/>
+    <w:basedOn w:val="907"/>
     <w:uiPriority w:val="99"/>
     <w:pPr>
       <w:pBdr/>
@@ -31116,9 +31154,9 @@
       </w:tcPr>
     </w:tblStylePr>
   </w:style>
-  <w:style w:type="table" w:styleId="839">
+  <w:style w:type="table" w:styleId="841">
     <w:name w:val="Bordered - Accent 1"/>
-    <w:basedOn w:val="905"/>
+    <w:basedOn w:val="907"/>
     <w:uiPriority w:val="99"/>
     <w:pPr>
       <w:pBdr/>
@@ -31347,9 +31385,9 @@
       </w:tcPr>
     </w:tblStylePr>
   </w:style>
-  <w:style w:type="table" w:styleId="840">
+  <w:style w:type="table" w:styleId="842">
     <w:name w:val="Bordered - Accent 2"/>
-    <w:basedOn w:val="905"/>
+    <w:basedOn w:val="907"/>
     <w:uiPriority w:val="99"/>
     <w:pPr>
       <w:pBdr/>
@@ -31578,9 +31616,9 @@
       </w:tcPr>
     </w:tblStylePr>
   </w:style>
-  <w:style w:type="table" w:styleId="841">
+  <w:style w:type="table" w:styleId="843">
     <w:name w:val="Bordered - Accent 3"/>
-    <w:basedOn w:val="905"/>
+    <w:basedOn w:val="907"/>
     <w:uiPriority w:val="99"/>
     <w:pPr>
       <w:pBdr/>
@@ -31809,9 +31847,9 @@
       </w:tcPr>
     </w:tblStylePr>
   </w:style>
-  <w:style w:type="table" w:styleId="842">
+  <w:style w:type="table" w:styleId="844">
     <w:name w:val="Bordered - Accent 4"/>
-    <w:basedOn w:val="905"/>
+    <w:basedOn w:val="907"/>
     <w:uiPriority w:val="99"/>
     <w:pPr>
       <w:pBdr/>
@@ -32040,9 +32078,9 @@
       </w:tcPr>
     </w:tblStylePr>
   </w:style>
-  <w:style w:type="table" w:styleId="843">
+  <w:style w:type="table" w:styleId="845">
     <w:name w:val="Bordered - Accent 5"/>
-    <w:basedOn w:val="905"/>
+    <w:basedOn w:val="907"/>
     <w:uiPriority w:val="99"/>
     <w:pPr>
       <w:pBdr/>
@@ -32271,9 +32309,9 @@
       </w:tcPr>
     </w:tblStylePr>
   </w:style>
-  <w:style w:type="table" w:styleId="844">
+  <w:style w:type="table" w:styleId="846">
     <w:name w:val="Bordered - Accent 6"/>
-    <w:basedOn w:val="905"/>
+    <w:basedOn w:val="907"/>
     <w:uiPriority w:val="99"/>
     <w:pPr>
       <w:pBdr/>
@@ -32502,11 +32540,11 @@
       </w:tcPr>
     </w:tblStylePr>
   </w:style>
-  <w:style w:type="paragraph" w:styleId="845">
+  <w:style w:type="paragraph" w:styleId="847">
     <w:name w:val="Heading 1"/>
-    <w:basedOn w:val="904"/>
-    <w:next w:val="904"/>
-    <w:link w:val="855"/>
+    <w:basedOn w:val="906"/>
+    <w:next w:val="906"/>
+    <w:link w:val="857"/>
     <w:uiPriority w:val="9"/>
     <w:qFormat/>
     <w:pPr>
@@ -32524,11 +32562,11 @@
       <w:szCs w:val="40"/>
     </w:rPr>
   </w:style>
-  <w:style w:type="paragraph" w:styleId="846">
+  <w:style w:type="paragraph" w:styleId="848">
     <w:name w:val="Heading 2"/>
-    <w:basedOn w:val="904"/>
-    <w:next w:val="904"/>
-    <w:link w:val="856"/>
+    <w:basedOn w:val="906"/>
+    <w:next w:val="906"/>
+    <w:link w:val="858"/>
     <w:uiPriority w:val="9"/>
     <w:unhideWhenUsed/>
     <w:qFormat/>
@@ -32547,11 +32585,11 @@
       <w:szCs w:val="32"/>
     </w:rPr>
   </w:style>
-  <w:style w:type="paragraph" w:styleId="847">
+  <w:style w:type="paragraph" w:styleId="849">
     <w:name w:val="Heading 3"/>
-    <w:basedOn w:val="904"/>
-    <w:next w:val="904"/>
-    <w:link w:val="857"/>
+    <w:basedOn w:val="906"/>
+    <w:next w:val="906"/>
+    <w:link w:val="859"/>
     <w:uiPriority w:val="9"/>
     <w:unhideWhenUsed/>
     <w:qFormat/>
@@ -32570,11 +32608,11 @@
       <w:szCs w:val="28"/>
     </w:rPr>
   </w:style>
-  <w:style w:type="paragraph" w:styleId="848">
+  <w:style w:type="paragraph" w:styleId="850">
     <w:name w:val="Heading 4"/>
-    <w:basedOn w:val="904"/>
-    <w:next w:val="904"/>
-    <w:link w:val="858"/>
+    <w:basedOn w:val="906"/>
+    <w:next w:val="906"/>
+    <w:link w:val="860"/>
     <w:uiPriority w:val="9"/>
     <w:unhideWhenUsed/>
     <w:qFormat/>
@@ -32593,11 +32631,11 @@
       <w:color w:val="0f4761" w:themeColor="accent1" w:themeShade="BF"/>
     </w:rPr>
   </w:style>
-  <w:style w:type="paragraph" w:styleId="849">
+  <w:style w:type="paragraph" w:styleId="851">
     <w:name w:val="Heading 5"/>
-    <w:basedOn w:val="904"/>
-    <w:next w:val="904"/>
-    <w:link w:val="859"/>
+    <w:basedOn w:val="906"/>
+    <w:next w:val="906"/>
+    <w:link w:val="861"/>
     <w:uiPriority w:val="9"/>
     <w:unhideWhenUsed/>
     <w:qFormat/>
@@ -32614,11 +32652,11 @@
       <w:color w:val="0f4761" w:themeColor="accent1" w:themeShade="BF"/>
     </w:rPr>
   </w:style>
-  <w:style w:type="paragraph" w:styleId="850">
+  <w:style w:type="paragraph" w:styleId="852">
     <w:name w:val="Heading 6"/>
-    <w:basedOn w:val="904"/>
-    <w:next w:val="904"/>
-    <w:link w:val="860"/>
+    <w:basedOn w:val="906"/>
+    <w:next w:val="906"/>
+    <w:link w:val="862"/>
     <w:uiPriority w:val="9"/>
     <w:unhideWhenUsed/>
     <w:qFormat/>
@@ -32637,11 +32675,11 @@
       <w:color w:val="595959" w:themeColor="text1" w:themeTint="A6"/>
     </w:rPr>
   </w:style>
-  <w:style w:type="paragraph" w:styleId="851">
+  <w:style w:type="paragraph" w:styleId="853">
     <w:name w:val="Heading 7"/>
-    <w:basedOn w:val="904"/>
-    <w:next w:val="904"/>
-    <w:link w:val="861"/>
+    <w:basedOn w:val="906"/>
+    <w:next w:val="906"/>
+    <w:link w:val="863"/>
     <w:uiPriority w:val="9"/>
     <w:unhideWhenUsed/>
     <w:qFormat/>
@@ -32658,11 +32696,11 @@
       <w:color w:val="595959" w:themeColor="text1" w:themeTint="A6"/>
     </w:rPr>
   </w:style>
-  <w:style w:type="paragraph" w:styleId="852">
+  <w:style w:type="paragraph" w:styleId="854">
     <w:name w:val="Heading 8"/>
-    <w:basedOn w:val="904"/>
-    <w:next w:val="904"/>
-    <w:link w:val="862"/>
+    <w:basedOn w:val="906"/>
+    <w:next w:val="906"/>
+    <w:link w:val="864"/>
     <w:uiPriority w:val="9"/>
     <w:unhideWhenUsed/>
     <w:qFormat/>
@@ -32681,11 +32719,11 @@
       <w:color w:val="272727" w:themeColor="text1" w:themeTint="D8"/>
     </w:rPr>
   </w:style>
-  <w:style w:type="paragraph" w:styleId="853">
+  <w:style w:type="paragraph" w:styleId="855">
     <w:name w:val="Heading 9"/>
-    <w:basedOn w:val="904"/>
-    <w:next w:val="904"/>
-    <w:link w:val="863"/>
+    <w:basedOn w:val="906"/>
+    <w:next w:val="906"/>
+    <w:link w:val="865"/>
     <w:uiPriority w:val="9"/>
     <w:unhideWhenUsed/>
     <w:qFormat/>
@@ -32704,7 +32742,7 @@
       <w:color w:val="272727" w:themeColor="text1" w:themeTint="D8"/>
     </w:rPr>
   </w:style>
-  <w:style w:type="character" w:styleId="854" w:default="1">
+  <w:style w:type="character" w:styleId="856" w:default="1">
     <w:name w:val="Default Paragraph Font"/>
     <w:uiPriority w:val="1"/>
     <w:semiHidden/>
@@ -32715,10 +32753,10 @@
       <w:ind/>
     </w:pPr>
   </w:style>
-  <w:style w:type="character" w:styleId="855">
+  <w:style w:type="character" w:styleId="857">
     <w:name w:val="Heading 1 Char"/>
-    <w:basedOn w:val="854"/>
-    <w:link w:val="845"/>
+    <w:basedOn w:val="856"/>
+    <w:link w:val="847"/>
     <w:uiPriority w:val="9"/>
     <w:pPr>
       <w:pBdr/>
@@ -32732,10 +32770,10 @@
       <w:szCs w:val="40"/>
     </w:rPr>
   </w:style>
-  <w:style w:type="character" w:styleId="856">
+  <w:style w:type="character" w:styleId="858">
     <w:name w:val="Heading 2 Char"/>
-    <w:basedOn w:val="854"/>
-    <w:link w:val="846"/>
+    <w:basedOn w:val="856"/>
+    <w:link w:val="848"/>
     <w:uiPriority w:val="9"/>
     <w:pPr>
       <w:pBdr/>
@@ -32749,10 +32787,10 @@
       <w:szCs w:val="32"/>
     </w:rPr>
   </w:style>
-  <w:style w:type="character" w:styleId="857">
+  <w:style w:type="character" w:styleId="859">
     <w:name w:val="Heading 3 Char"/>
-    <w:basedOn w:val="854"/>
-    <w:link w:val="847"/>
+    <w:basedOn w:val="856"/>
+    <w:link w:val="849"/>
     <w:uiPriority w:val="9"/>
     <w:pPr>
       <w:pBdr/>
@@ -32766,10 +32804,10 @@
       <w:szCs w:val="28"/>
     </w:rPr>
   </w:style>
-  <w:style w:type="character" w:styleId="858">
+  <w:style w:type="character" w:styleId="860">
     <w:name w:val="Heading 4 Char"/>
-    <w:basedOn w:val="854"/>
-    <w:link w:val="848"/>
+    <w:basedOn w:val="856"/>
+    <w:link w:val="850"/>
     <w:uiPriority w:val="9"/>
     <w:pPr>
       <w:pBdr/>
@@ -32783,10 +32821,10 @@
       <w:color w:val="0f4761" w:themeColor="accent1" w:themeShade="BF"/>
     </w:rPr>
   </w:style>
-  <w:style w:type="character" w:styleId="859">
+  <w:style w:type="character" w:styleId="861">
     <w:name w:val="Heading 5 Char"/>
-    <w:basedOn w:val="854"/>
-    <w:link w:val="849"/>
+    <w:basedOn w:val="856"/>
+    <w:link w:val="851"/>
     <w:uiPriority w:val="9"/>
     <w:pPr>
       <w:pBdr/>
@@ -32798,10 +32836,10 @@
       <w:color w:val="0f4761" w:themeColor="accent1" w:themeShade="BF"/>
     </w:rPr>
   </w:style>
-  <w:style w:type="character" w:styleId="860">
+  <w:style w:type="character" w:styleId="862">
     <w:name w:val="Heading 6 Char"/>
-    <w:basedOn w:val="854"/>
-    <w:link w:val="850"/>
+    <w:basedOn w:val="856"/>
+    <w:link w:val="852"/>
     <w:uiPriority w:val="9"/>
     <w:pPr>
       <w:pBdr/>
@@ -32815,10 +32853,10 @@
       <w:color w:val="595959" w:themeColor="text1" w:themeTint="A6"/>
     </w:rPr>
   </w:style>
-  <w:style w:type="character" w:styleId="861">
+  <w:style w:type="character" w:styleId="863">
     <w:name w:val="Heading 7 Char"/>
-    <w:basedOn w:val="854"/>
-    <w:link w:val="851"/>
+    <w:basedOn w:val="856"/>
+    <w:link w:val="853"/>
     <w:uiPriority w:val="9"/>
     <w:pPr>
       <w:pBdr/>
@@ -32830,10 +32868,10 @@
       <w:color w:val="595959" w:themeColor="text1" w:themeTint="A6"/>
     </w:rPr>
   </w:style>
-  <w:style w:type="character" w:styleId="862">
+  <w:style w:type="character" w:styleId="864">
     <w:name w:val="Heading 8 Char"/>
-    <w:basedOn w:val="854"/>
-    <w:link w:val="852"/>
+    <w:basedOn w:val="856"/>
+    <w:link w:val="854"/>
     <w:uiPriority w:val="9"/>
     <w:pPr>
       <w:pBdr/>
@@ -32847,10 +32885,10 @@
       <w:color w:val="272727" w:themeColor="text1" w:themeTint="D8"/>
     </w:rPr>
   </w:style>
-  <w:style w:type="character" w:styleId="863">
+  <w:style w:type="character" w:styleId="865">
     <w:name w:val="Heading 9 Char"/>
-    <w:basedOn w:val="854"/>
-    <w:link w:val="853"/>
+    <w:basedOn w:val="856"/>
+    <w:link w:val="855"/>
     <w:uiPriority w:val="9"/>
     <w:pPr>
       <w:pBdr/>
@@ -32864,11 +32902,11 @@
       <w:color w:val="272727" w:themeColor="text1" w:themeTint="D8"/>
     </w:rPr>
   </w:style>
-  <w:style w:type="paragraph" w:styleId="864">
+  <w:style w:type="paragraph" w:styleId="866">
     <w:name w:val="Title"/>
-    <w:basedOn w:val="904"/>
-    <w:next w:val="904"/>
-    <w:link w:val="865"/>
+    <w:basedOn w:val="906"/>
+    <w:next w:val="906"/>
+    <w:link w:val="867"/>
     <w:uiPriority w:val="10"/>
     <w:qFormat/>
     <w:pPr>
@@ -32884,10 +32922,10 @@
       <w:szCs w:val="56"/>
     </w:rPr>
   </w:style>
-  <w:style w:type="character" w:styleId="865">
+  <w:style w:type="character" w:styleId="867">
     <w:name w:val="Title Char"/>
-    <w:basedOn w:val="854"/>
-    <w:link w:val="864"/>
+    <w:basedOn w:val="856"/>
+    <w:link w:val="866"/>
     <w:uiPriority w:val="10"/>
     <w:pPr>
       <w:pBdr/>
@@ -32901,11 +32939,11 @@
       <w:szCs w:val="56"/>
     </w:rPr>
   </w:style>
-  <w:style w:type="paragraph" w:styleId="866">
+  <w:style w:type="paragraph" w:styleId="868">
     <w:name w:val="Subtitle"/>
-    <w:basedOn w:val="904"/>
-    <w:next w:val="904"/>
-    <w:link w:val="867"/>
+    <w:basedOn w:val="906"/>
+    <w:next w:val="906"/>
+    <w:link w:val="869"/>
     <w:uiPriority w:val="11"/>
     <w:qFormat/>
     <w:pPr>
@@ -32923,10 +32961,10 @@
       <w:szCs w:val="28"/>
     </w:rPr>
   </w:style>
-  <w:style w:type="character" w:styleId="867">
+  <w:style w:type="character" w:styleId="869">
     <w:name w:val="Subtitle Char"/>
-    <w:basedOn w:val="854"/>
-    <w:link w:val="866"/>
+    <w:basedOn w:val="856"/>
+    <w:link w:val="868"/>
     <w:uiPriority w:val="11"/>
     <w:pPr>
       <w:pBdr/>
@@ -32940,11 +32978,11 @@
       <w:szCs w:val="28"/>
     </w:rPr>
   </w:style>
-  <w:style w:type="paragraph" w:styleId="868">
+  <w:style w:type="paragraph" w:styleId="870">
     <w:name w:val="Quote"/>
-    <w:basedOn w:val="904"/>
-    <w:next w:val="904"/>
-    <w:link w:val="869"/>
+    <w:basedOn w:val="906"/>
+    <w:next w:val="906"/>
+    <w:link w:val="871"/>
     <w:uiPriority w:val="29"/>
     <w:qFormat/>
     <w:pPr>
@@ -32959,10 +32997,10 @@
       <w:color w:val="404040" w:themeColor="text1" w:themeTint="BF"/>
     </w:rPr>
   </w:style>
-  <w:style w:type="character" w:styleId="869">
+  <w:style w:type="character" w:styleId="871">
     <w:name w:val="Quote Char"/>
-    <w:basedOn w:val="854"/>
-    <w:link w:val="868"/>
+    <w:basedOn w:val="856"/>
+    <w:link w:val="870"/>
     <w:uiPriority w:val="29"/>
     <w:pPr>
       <w:pBdr/>
@@ -32975,9 +33013,9 @@
       <w:color w:val="404040" w:themeColor="text1" w:themeTint="BF"/>
     </w:rPr>
   </w:style>
-  <w:style w:type="character" w:styleId="870">
+  <w:style w:type="character" w:styleId="872">
     <w:name w:val="Intense Emphasis"/>
-    <w:basedOn w:val="854"/>
+    <w:basedOn w:val="856"/>
     <w:uiPriority w:val="21"/>
     <w:qFormat/>
     <w:pPr>
@@ -32991,11 +33029,11 @@
       <w:color w:val="0f4761" w:themeColor="accent1" w:themeShade="BF"/>
     </w:rPr>
   </w:style>
-  <w:style w:type="paragraph" w:styleId="871">
+  <w:style w:type="paragraph" w:styleId="873">
     <w:name w:val="Intense Quote"/>
-    <w:basedOn w:val="904"/>
-    <w:next w:val="904"/>
-    <w:link w:val="872"/>
+    <w:basedOn w:val="906"/>
+    <w:next w:val="906"/>
+    <w:link w:val="874"/>
     <w:uiPriority w:val="30"/>
     <w:qFormat/>
     <w:pPr>
@@ -33013,10 +33051,10 @@
       <w:color w:val="0f4761" w:themeColor="accent1" w:themeShade="BF"/>
     </w:rPr>
   </w:style>
-  <w:style w:type="character" w:styleId="872">
+  <w:style w:type="character" w:styleId="874">
     <w:name w:val="Intense Quote Char"/>
-    <w:basedOn w:val="854"/>
-    <w:link w:val="871"/>
+    <w:basedOn w:val="856"/>
+    <w:link w:val="873"/>
     <w:uiPriority w:val="30"/>
     <w:pPr>
       <w:pBdr/>
@@ -33029,9 +33067,9 @@
       <w:color w:val="0f4761" w:themeColor="accent1" w:themeShade="BF"/>
     </w:rPr>
   </w:style>
-  <w:style w:type="character" w:styleId="873">
+  <w:style w:type="character" w:styleId="875">
     <w:name w:val="Intense Reference"/>
-    <w:basedOn w:val="854"/>
+    <w:basedOn w:val="856"/>
     <w:uiPriority w:val="32"/>
     <w:qFormat/>
     <w:pPr>
@@ -33047,9 +33085,9 @@
       <w:spacing w:val="5"/>
     </w:rPr>
   </w:style>
-  <w:style w:type="character" w:styleId="874">
+  <w:style w:type="character" w:styleId="876">
     <w:name w:val="Subtle Emphasis"/>
-    <w:basedOn w:val="854"/>
+    <w:basedOn w:val="856"/>
     <w:uiPriority w:val="19"/>
     <w:qFormat/>
     <w:pPr>
@@ -33063,9 +33101,9 @@
       <w:color w:val="404040" w:themeColor="text1" w:themeTint="BF"/>
     </w:rPr>
   </w:style>
-  <w:style w:type="character" w:styleId="875">
+  <w:style w:type="character" w:styleId="877">
     <w:name w:val="Emphasis"/>
-    <w:basedOn w:val="854"/>
+    <w:basedOn w:val="856"/>
     <w:uiPriority w:val="20"/>
     <w:qFormat/>
     <w:pPr>
@@ -33078,9 +33116,9 @@
       <w:iCs/>
     </w:rPr>
   </w:style>
-  <w:style w:type="character" w:styleId="876">
+  <w:style w:type="character" w:styleId="878">
     <w:name w:val="Strong"/>
-    <w:basedOn w:val="854"/>
+    <w:basedOn w:val="856"/>
     <w:uiPriority w:val="22"/>
     <w:qFormat/>
     <w:pPr>
@@ -33093,9 +33131,9 @@
       <w:bCs/>
     </w:rPr>
   </w:style>
-  <w:style w:type="character" w:styleId="877">
+  <w:style w:type="character" w:styleId="879">
     <w:name w:val="Subtle Reference"/>
-    <w:basedOn w:val="854"/>
+    <w:basedOn w:val="856"/>
     <w:uiPriority w:val="31"/>
     <w:qFormat/>
     <w:pPr>
@@ -33108,9 +33146,9 @@
       <w:color w:val="5a5a5a" w:themeColor="text1" w:themeTint="A5"/>
     </w:rPr>
   </w:style>
-  <w:style w:type="character" w:styleId="878">
+  <w:style w:type="character" w:styleId="880">
     <w:name w:val="Book Title"/>
-    <w:basedOn w:val="854"/>
+    <w:basedOn w:val="856"/>
     <w:uiPriority w:val="33"/>
     <w:qFormat/>
     <w:pPr>
@@ -33126,36 +33164,9 @@
       <w:spacing w:val="5"/>
     </w:rPr>
   </w:style>
-  <w:style w:type="paragraph" w:styleId="879">
+  <w:style w:type="paragraph" w:styleId="881">
     <w:name w:val="Header"/>
-    <w:basedOn w:val="904"/>
-    <w:link w:val="880"/>
-    <w:uiPriority w:val="99"/>
-    <w:unhideWhenUsed/>
-    <w:pPr>
-      <w:pBdr/>
-      <w:tabs>
-        <w:tab w:val="center" w:leader="none" w:pos="4844"/>
-        <w:tab w:val="right" w:leader="none" w:pos="9689"/>
-      </w:tabs>
-      <w:spacing w:after="0" w:line="240" w:lineRule="auto"/>
-      <w:ind/>
-    </w:pPr>
-  </w:style>
-  <w:style w:type="character" w:styleId="880">
-    <w:name w:val="Header Char"/>
-    <w:basedOn w:val="854"/>
-    <w:link w:val="879"/>
-    <w:uiPriority w:val="99"/>
-    <w:pPr>
-      <w:pBdr/>
-      <w:spacing/>
-      <w:ind/>
-    </w:pPr>
-  </w:style>
-  <w:style w:type="paragraph" w:styleId="881">
-    <w:name w:val="Footer"/>
-    <w:basedOn w:val="904"/>
+    <w:basedOn w:val="906"/>
     <w:link w:val="882"/>
     <w:uiPriority w:val="99"/>
     <w:unhideWhenUsed/>
@@ -33170,8 +33181,8 @@
     </w:pPr>
   </w:style>
   <w:style w:type="character" w:styleId="882">
-    <w:name w:val="Footer Char"/>
-    <w:basedOn w:val="854"/>
+    <w:name w:val="Header Char"/>
+    <w:basedOn w:val="856"/>
     <w:link w:val="881"/>
     <w:uiPriority w:val="99"/>
     <w:pPr>
@@ -33181,9 +33192,36 @@
     </w:pPr>
   </w:style>
   <w:style w:type="paragraph" w:styleId="883">
+    <w:name w:val="Footer"/>
+    <w:basedOn w:val="906"/>
+    <w:link w:val="884"/>
+    <w:uiPriority w:val="99"/>
+    <w:unhideWhenUsed/>
+    <w:pPr>
+      <w:pBdr/>
+      <w:tabs>
+        <w:tab w:val="center" w:leader="none" w:pos="4844"/>
+        <w:tab w:val="right" w:leader="none" w:pos="9689"/>
+      </w:tabs>
+      <w:spacing w:after="0" w:line="240" w:lineRule="auto"/>
+      <w:ind/>
+    </w:pPr>
+  </w:style>
+  <w:style w:type="character" w:styleId="884">
+    <w:name w:val="Footer Char"/>
+    <w:basedOn w:val="856"/>
+    <w:link w:val="883"/>
+    <w:uiPriority w:val="99"/>
+    <w:pPr>
+      <w:pBdr/>
+      <w:spacing/>
+      <w:ind/>
+    </w:pPr>
+  </w:style>
+  <w:style w:type="paragraph" w:styleId="885">
     <w:name w:val="Caption"/>
-    <w:basedOn w:val="904"/>
-    <w:next w:val="904"/>
+    <w:basedOn w:val="906"/>
+    <w:next w:val="906"/>
     <w:uiPriority w:val="35"/>
     <w:unhideWhenUsed/>
     <w:qFormat/>
@@ -33200,10 +33238,10 @@
       <w:szCs w:val="18"/>
     </w:rPr>
   </w:style>
-  <w:style w:type="paragraph" w:styleId="884">
+  <w:style w:type="paragraph" w:styleId="886">
     <w:name w:val="footnote text"/>
-    <w:basedOn w:val="904"/>
-    <w:link w:val="885"/>
+    <w:basedOn w:val="906"/>
+    <w:link w:val="887"/>
     <w:uiPriority w:val="99"/>
     <w:semiHidden/>
     <w:unhideWhenUsed/>
@@ -33217,10 +33255,10 @@
       <w:szCs w:val="20"/>
     </w:rPr>
   </w:style>
-  <w:style w:type="character" w:styleId="885">
+  <w:style w:type="character" w:styleId="887">
     <w:name w:val="Footnote Text Char"/>
-    <w:basedOn w:val="854"/>
-    <w:link w:val="884"/>
+    <w:basedOn w:val="856"/>
+    <w:link w:val="886"/>
     <w:uiPriority w:val="99"/>
     <w:semiHidden/>
     <w:pPr>
@@ -33233,9 +33271,9 @@
       <w:szCs w:val="20"/>
     </w:rPr>
   </w:style>
-  <w:style w:type="character" w:styleId="886">
+  <w:style w:type="character" w:styleId="888">
     <w:name w:val="footnote reference"/>
-    <w:basedOn w:val="854"/>
+    <w:basedOn w:val="856"/>
     <w:uiPriority w:val="99"/>
     <w:semiHidden/>
     <w:unhideWhenUsed/>
@@ -33248,10 +33286,10 @@
       <w:vertAlign w:val="superscript"/>
     </w:rPr>
   </w:style>
-  <w:style w:type="paragraph" w:styleId="887">
+  <w:style w:type="paragraph" w:styleId="889">
     <w:name w:val="endnote text"/>
-    <w:basedOn w:val="904"/>
-    <w:link w:val="888"/>
+    <w:basedOn w:val="906"/>
+    <w:link w:val="890"/>
     <w:uiPriority w:val="99"/>
     <w:semiHidden/>
     <w:unhideWhenUsed/>
@@ -33265,10 +33303,10 @@
       <w:szCs w:val="20"/>
     </w:rPr>
   </w:style>
-  <w:style w:type="character" w:styleId="888">
+  <w:style w:type="character" w:styleId="890">
     <w:name w:val="Endnote Text Char"/>
-    <w:basedOn w:val="854"/>
-    <w:link w:val="887"/>
+    <w:basedOn w:val="856"/>
+    <w:link w:val="889"/>
     <w:uiPriority w:val="99"/>
     <w:semiHidden/>
     <w:pPr>
@@ -33281,9 +33319,9 @@
       <w:szCs w:val="20"/>
     </w:rPr>
   </w:style>
-  <w:style w:type="character" w:styleId="889">
+  <w:style w:type="character" w:styleId="891">
     <w:name w:val="endnote reference"/>
-    <w:basedOn w:val="854"/>
+    <w:basedOn w:val="856"/>
     <w:uiPriority w:val="99"/>
     <w:semiHidden/>
     <w:unhideWhenUsed/>
@@ -33296,9 +33334,9 @@
       <w:vertAlign w:val="superscript"/>
     </w:rPr>
   </w:style>
-  <w:style w:type="character" w:styleId="890">
+  <w:style w:type="character" w:styleId="892">
     <w:name w:val="Hyperlink"/>
-    <w:basedOn w:val="854"/>
+    <w:basedOn w:val="856"/>
     <w:uiPriority w:val="99"/>
     <w:unhideWhenUsed/>
     <w:pPr>
@@ -33311,9 +33349,9 @@
       <w:u w:val="single"/>
     </w:rPr>
   </w:style>
-  <w:style w:type="character" w:styleId="891">
+  <w:style w:type="character" w:styleId="893">
     <w:name w:val="FollowedHyperlink"/>
-    <w:basedOn w:val="854"/>
+    <w:basedOn w:val="856"/>
     <w:uiPriority w:val="99"/>
     <w:semiHidden/>
     <w:unhideWhenUsed/>
@@ -33327,10 +33365,10 @@
       <w:u w:val="single"/>
     </w:rPr>
   </w:style>
-  <w:style w:type="paragraph" w:styleId="892">
+  <w:style w:type="paragraph" w:styleId="894">
     <w:name w:val="toc 1"/>
-    <w:basedOn w:val="904"/>
-    <w:next w:val="904"/>
+    <w:basedOn w:val="906"/>
+    <w:next w:val="906"/>
     <w:uiPriority w:val="39"/>
     <w:unhideWhenUsed/>
     <w:pPr>
@@ -33339,10 +33377,10 @@
       <w:ind/>
     </w:pPr>
   </w:style>
-  <w:style w:type="paragraph" w:styleId="893">
+  <w:style w:type="paragraph" w:styleId="895">
     <w:name w:val="toc 2"/>
-    <w:basedOn w:val="904"/>
-    <w:next w:val="904"/>
+    <w:basedOn w:val="906"/>
+    <w:next w:val="906"/>
     <w:uiPriority w:val="39"/>
     <w:unhideWhenUsed/>
     <w:pPr>
@@ -33351,10 +33389,10 @@
       <w:ind w:left="220"/>
     </w:pPr>
   </w:style>
-  <w:style w:type="paragraph" w:styleId="894">
+  <w:style w:type="paragraph" w:styleId="896">
     <w:name w:val="toc 3"/>
-    <w:basedOn w:val="904"/>
-    <w:next w:val="904"/>
+    <w:basedOn w:val="906"/>
+    <w:next w:val="906"/>
     <w:uiPriority w:val="39"/>
     <w:unhideWhenUsed/>
     <w:pPr>
@@ -33363,10 +33401,10 @@
       <w:ind w:left="440"/>
     </w:pPr>
   </w:style>
-  <w:style w:type="paragraph" w:styleId="895">
+  <w:style w:type="paragraph" w:styleId="897">
     <w:name w:val="toc 4"/>
-    <w:basedOn w:val="904"/>
-    <w:next w:val="904"/>
+    <w:basedOn w:val="906"/>
+    <w:next w:val="906"/>
     <w:uiPriority w:val="39"/>
     <w:unhideWhenUsed/>
     <w:pPr>
@@ -33375,10 +33413,10 @@
       <w:ind w:left="660"/>
     </w:pPr>
   </w:style>
-  <w:style w:type="paragraph" w:styleId="896">
+  <w:style w:type="paragraph" w:styleId="898">
     <w:name w:val="toc 5"/>
-    <w:basedOn w:val="904"/>
-    <w:next w:val="904"/>
+    <w:basedOn w:val="906"/>
+    <w:next w:val="906"/>
     <w:uiPriority w:val="39"/>
     <w:unhideWhenUsed/>
     <w:pPr>
@@ -33387,10 +33425,10 @@
       <w:ind w:left="880"/>
     </w:pPr>
   </w:style>
-  <w:style w:type="paragraph" w:styleId="897">
+  <w:style w:type="paragraph" w:styleId="899">
     <w:name w:val="toc 6"/>
-    <w:basedOn w:val="904"/>
-    <w:next w:val="904"/>
+    <w:basedOn w:val="906"/>
+    <w:next w:val="906"/>
     <w:uiPriority w:val="39"/>
     <w:unhideWhenUsed/>
     <w:pPr>
@@ -33399,10 +33437,10 @@
       <w:ind w:left="1100"/>
     </w:pPr>
   </w:style>
-  <w:style w:type="paragraph" w:styleId="898">
+  <w:style w:type="paragraph" w:styleId="900">
     <w:name w:val="toc 7"/>
-    <w:basedOn w:val="904"/>
-    <w:next w:val="904"/>
+    <w:basedOn w:val="906"/>
+    <w:next w:val="906"/>
     <w:uiPriority w:val="39"/>
     <w:unhideWhenUsed/>
     <w:pPr>
@@ -33411,10 +33449,10 @@
       <w:ind w:left="1320"/>
     </w:pPr>
   </w:style>
-  <w:style w:type="paragraph" w:styleId="899">
+  <w:style w:type="paragraph" w:styleId="901">
     <w:name w:val="toc 8"/>
-    <w:basedOn w:val="904"/>
-    <w:next w:val="904"/>
+    <w:basedOn w:val="906"/>
+    <w:next w:val="906"/>
     <w:uiPriority w:val="39"/>
     <w:unhideWhenUsed/>
     <w:pPr>
@@ -33423,10 +33461,10 @@
       <w:ind w:left="1540"/>
     </w:pPr>
   </w:style>
-  <w:style w:type="paragraph" w:styleId="900">
+  <w:style w:type="paragraph" w:styleId="902">
     <w:name w:val="toc 9"/>
-    <w:basedOn w:val="904"/>
-    <w:next w:val="904"/>
+    <w:basedOn w:val="906"/>
+    <w:next w:val="906"/>
     <w:uiPriority w:val="39"/>
     <w:unhideWhenUsed/>
     <w:pPr>
@@ -33435,9 +33473,9 @@
       <w:ind w:left="1760"/>
     </w:pPr>
   </w:style>
-  <w:style w:type="character" w:styleId="901">
+  <w:style w:type="character" w:styleId="903">
     <w:name w:val="Placeholder Text"/>
-    <w:basedOn w:val="854"/>
+    <w:basedOn w:val="856"/>
     <w:uiPriority w:val="99"/>
     <w:semiHidden/>
     <w:pPr>
@@ -33449,7 +33487,7 @@
       <w:color w:val="666666"/>
     </w:rPr>
   </w:style>
-  <w:style w:type="paragraph" w:styleId="902">
+  <w:style w:type="paragraph" w:styleId="904">
     <w:name w:val="TOC Heading"/>
     <w:uiPriority w:val="39"/>
     <w:unhideWhenUsed/>
@@ -33459,10 +33497,10 @@
       <w:ind/>
     </w:pPr>
   </w:style>
-  <w:style w:type="paragraph" w:styleId="903">
+  <w:style w:type="paragraph" w:styleId="905">
     <w:name w:val="table of figures"/>
-    <w:basedOn w:val="904"/>
-    <w:next w:val="904"/>
+    <w:basedOn w:val="906"/>
+    <w:next w:val="906"/>
     <w:uiPriority w:val="99"/>
     <w:unhideWhenUsed/>
     <w:pPr>
@@ -33471,7 +33509,7 @@
       <w:ind/>
     </w:pPr>
   </w:style>
-  <w:style w:type="paragraph" w:styleId="904" w:default="1">
+  <w:style w:type="paragraph" w:styleId="906" w:default="1">
     <w:name w:val="Normal"/>
     <w:qFormat/>
     <w:pPr>
@@ -33480,7 +33518,7 @@
       <w:ind/>
     </w:pPr>
   </w:style>
-  <w:style w:type="table" w:styleId="905" w:default="1">
+  <w:style w:type="table" w:styleId="907" w:default="1">
     <w:name w:val="Normal Table"/>
     <w:uiPriority w:val="99"/>
     <w:semiHidden/>
@@ -33673,7 +33711,7 @@
       </w:tcPr>
     </w:tblStylePr>
   </w:style>
-  <w:style w:type="numbering" w:styleId="906" w:default="1">
+  <w:style w:type="numbering" w:styleId="908" w:default="1">
     <w:name w:val="No List"/>
     <w:uiPriority w:val="99"/>
     <w:semiHidden/>
@@ -33684,9 +33722,9 @@
       <w:ind/>
     </w:pPr>
   </w:style>
-  <w:style w:type="paragraph" w:styleId="907">
+  <w:style w:type="paragraph" w:styleId="909">
     <w:name w:val="No Spacing"/>
-    <w:basedOn w:val="904"/>
+    <w:basedOn w:val="906"/>
     <w:uiPriority w:val="1"/>
     <w:qFormat/>
     <w:pPr>
@@ -33695,9 +33733,9 @@
       <w:ind/>
     </w:pPr>
   </w:style>
-  <w:style w:type="paragraph" w:styleId="908">
+  <w:style w:type="paragraph" w:styleId="910">
     <w:name w:val="List Paragraph"/>
-    <w:basedOn w:val="904"/>
+    <w:basedOn w:val="906"/>
     <w:uiPriority w:val="34"/>
     <w:qFormat/>
     <w:pPr>
@@ -33707,9 +33745,9 @@
       <w:contextualSpacing w:val="true"/>
     </w:pPr>
   </w:style>
-  <w:style w:type="character" w:styleId="909" w:customStyle="1">
+  <w:style w:type="character" w:styleId="911" w:customStyle="1">
     <w:name w:val="Heading 67_character"/>
-    <w:link w:val="910"/>
+    <w:link w:val="912"/>
     <w:pPr>
       <w:pBdr/>
       <w:spacing/>
@@ -33722,10 +33760,10 @@
       <w:szCs w:val="36"/>
     </w:rPr>
   </w:style>
-  <w:style w:type="paragraph" w:styleId="910" w:customStyle="1">
+  <w:style w:type="paragraph" w:styleId="912" w:customStyle="1">
     <w:name w:val="Heading 67"/>
-    <w:basedOn w:val="845"/>
-    <w:link w:val="909"/>
+    <w:basedOn w:val="847"/>
+    <w:link w:val="911"/>
     <w:qFormat/>
     <w:pPr>
       <w:pBdr/>
@@ -33740,9 +33778,9 @@
       <w:szCs w:val="36"/>
     </w:rPr>
   </w:style>
-  <w:style w:type="character" w:styleId="911" w:customStyle="1">
+  <w:style w:type="character" w:styleId="913" w:customStyle="1">
     <w:name w:val="Heading 69_character"/>
-    <w:link w:val="912"/>
+    <w:link w:val="914"/>
     <w:pPr>
       <w:pBdr/>
       <w:spacing/>
@@ -33755,10 +33793,10 @@
       <w:szCs w:val="32"/>
     </w:rPr>
   </w:style>
-  <w:style w:type="paragraph" w:styleId="912" w:customStyle="1">
+  <w:style w:type="paragraph" w:styleId="914" w:customStyle="1">
     <w:name w:val="Heading 69"/>
-    <w:basedOn w:val="910"/>
-    <w:link w:val="911"/>
+    <w:basedOn w:val="912"/>
+    <w:link w:val="913"/>
     <w:qFormat/>
     <w:pPr>
       <w:pBdr/>
